--- a/1.1.3.1 Logarithms.docx
+++ b/1.1.3.1 Logarithms.docx
@@ -101,17 +101,12 @@
           <v:shape id="_x0000_i1042" type="#_x0000_t75" style="width:34pt;height:18pt" o:ole="">
             <v:imagedata r:id="rId4" o:title=""/>
           </v:shape>
-          <o:OLEObject Type="Embed" ProgID="Equation.DSMT4" ShapeID="_x0000_i1042" DrawAspect="Content" ObjectID="_1834994705" r:id="rId5"/>
-        </w:object>
-      </w:r>
-      <w:r>
-        <w:t xml:space="preserve"> lies in the open </w:t>
-      </w:r>
-      <w:proofErr w:type="gramStart"/>
-      <w:r>
-        <w:t xml:space="preserve">interval </w:t>
-      </w:r>
-      <w:proofErr w:type="gramEnd"/>
+          <o:OLEObject Type="Embed" ProgID="Equation.DSMT4" ShapeID="_x0000_i1042" DrawAspect="Content" ObjectID="_1834995496" r:id="rId5"/>
+        </w:object>
+      </w:r>
+      <w:r>
+        <w:t xml:space="preserve"> lies in the open interval </w:t>
+      </w:r>
       <w:r>
         <w:rPr>
           <w:position w:val="-28"/>
@@ -120,7 +115,7 @@
           <v:shape id="_x0000_i1043" type="#_x0000_t75" style="width:36pt;height:34pt" o:ole="">
             <v:imagedata r:id="rId6" o:title=""/>
           </v:shape>
-          <o:OLEObject Type="Embed" ProgID="Equation.DSMT4" ShapeID="_x0000_i1043" DrawAspect="Content" ObjectID="_1834994706" r:id="rId7"/>
+          <o:OLEObject Type="Embed" ProgID="Equation.DSMT4" ShapeID="_x0000_i1043" DrawAspect="Content" ObjectID="_1834995497" r:id="rId7"/>
         </w:object>
       </w:r>
       <w:r>
@@ -142,7 +137,7 @@
           <v:shape id="_x0000_i1044" type="#_x0000_t75" style="width:107pt;height:35pt" o:ole="">
             <v:imagedata r:id="rId8" o:title=""/>
           </v:shape>
-          <o:OLEObject Type="Embed" ProgID="Equation.DSMT4" ShapeID="_x0000_i1044" DrawAspect="Content" ObjectID="_1834994707" r:id="rId9"/>
+          <o:OLEObject Type="Embed" ProgID="Equation.DSMT4" ShapeID="_x0000_i1044" DrawAspect="Content" ObjectID="_1834995498" r:id="rId9"/>
         </w:object>
       </w:r>
     </w:p>
@@ -161,7 +156,7 @@
           <v:shape id="_x0000_i1028" type="#_x0000_t75" style="width:48pt;height:16pt" o:ole="">
             <v:imagedata r:id="rId10" o:title=""/>
           </v:shape>
-          <o:OLEObject Type="Embed" ProgID="Equation.DSMT4" ShapeID="_x0000_i1028" DrawAspect="Content" ObjectID="_1834994708" r:id="rId11"/>
+          <o:OLEObject Type="Embed" ProgID="Equation.DSMT4" ShapeID="_x0000_i1028" DrawAspect="Content" ObjectID="_1834995499" r:id="rId11"/>
         </w:object>
       </w:r>
       <w:r>
@@ -175,7 +170,7 @@
           <v:shape id="_x0000_i1029" type="#_x0000_t75" style="width:31pt;height:16pt" o:ole="">
             <v:imagedata r:id="rId12" o:title=""/>
           </v:shape>
-          <o:OLEObject Type="Embed" ProgID="Equation.DSMT4" ShapeID="_x0000_i1029" DrawAspect="Content" ObjectID="_1834994709" r:id="rId13"/>
+          <o:OLEObject Type="Embed" ProgID="Equation.DSMT4" ShapeID="_x0000_i1029" DrawAspect="Content" ObjectID="_1834995500" r:id="rId13"/>
         </w:object>
       </w:r>
       <w:r>
@@ -189,7 +184,7 @@
           <v:shape id="_x0000_i1030" type="#_x0000_t75" style="width:74pt;height:22pt" o:ole="">
             <v:imagedata r:id="rId14" o:title=""/>
           </v:shape>
-          <o:OLEObject Type="Embed" ProgID="Equation.DSMT4" ShapeID="_x0000_i1030" DrawAspect="Content" ObjectID="_1834994710" r:id="rId15"/>
+          <o:OLEObject Type="Embed" ProgID="Equation.DSMT4" ShapeID="_x0000_i1030" DrawAspect="Content" ObjectID="_1834995501" r:id="rId15"/>
         </w:object>
       </w:r>
     </w:p>
@@ -208,7 +203,7 @@
           <v:shape id="_x0000_i1031" type="#_x0000_t75" style="width:108pt;height:33pt" o:ole="">
             <v:imagedata r:id="rId16" o:title=""/>
           </v:shape>
-          <o:OLEObject Type="Embed" ProgID="Equation.DSMT4" ShapeID="_x0000_i1031" DrawAspect="Content" ObjectID="_1834994711" r:id="rId17"/>
+          <o:OLEObject Type="Embed" ProgID="Equation.DSMT4" ShapeID="_x0000_i1031" DrawAspect="Content" ObjectID="_1834995502" r:id="rId17"/>
         </w:object>
       </w:r>
       <w:r>
@@ -222,19 +217,11 @@
           <v:shape id="_x0000_i1032" type="#_x0000_t75" style="width:86pt;height:18pt" o:ole="">
             <v:imagedata r:id="rId18" o:title=""/>
           </v:shape>
-          <o:OLEObject Type="Embed" ProgID="Equation.DSMT4" ShapeID="_x0000_i1032" DrawAspect="Content" ObjectID="_1834994712" r:id="rId19"/>
-        </w:object>
-      </w:r>
-      <w:r>
-        <w:t xml:space="preserve"> </w:t>
-      </w:r>
-      <w:proofErr w:type="gramStart"/>
-      <w:r>
-        <w:t>Also</w:t>
-      </w:r>
-      <w:proofErr w:type="gramEnd"/>
-      <w:r>
-        <w:t xml:space="preserve"> prove that </w:t>
+          <o:OLEObject Type="Embed" ProgID="Equation.DSMT4" ShapeID="_x0000_i1032" DrawAspect="Content" ObjectID="_1834995503" r:id="rId19"/>
+        </w:object>
+      </w:r>
+      <w:r>
+        <w:t xml:space="preserve"> Also prove that </w:t>
       </w:r>
       <w:r>
         <w:rPr>
@@ -244,7 +231,7 @@
           <v:shape id="_x0000_i1033" type="#_x0000_t75" style="width:104pt;height:18pt" o:ole="">
             <v:imagedata r:id="rId20" o:title=""/>
           </v:shape>
-          <o:OLEObject Type="Embed" ProgID="Equation.DSMT4" ShapeID="_x0000_i1033" DrawAspect="Content" ObjectID="_1834994713" r:id="rId21"/>
+          <o:OLEObject Type="Embed" ProgID="Equation.DSMT4" ShapeID="_x0000_i1033" DrawAspect="Content" ObjectID="_1834995504" r:id="rId21"/>
         </w:object>
       </w:r>
     </w:p>
@@ -263,7 +250,7 @@
           <v:shape id="_x0000_i1034" type="#_x0000_t75" style="width:141pt;height:26pt" o:ole="">
             <v:imagedata r:id="rId22" o:title=""/>
           </v:shape>
-          <o:OLEObject Type="Embed" ProgID="Equation.DSMT4" ShapeID="_x0000_i1034" DrawAspect="Content" ObjectID="_1834994714" r:id="rId23"/>
+          <o:OLEObject Type="Embed" ProgID="Equation.DSMT4" ShapeID="_x0000_i1034" DrawAspect="Content" ObjectID="_1834995505" r:id="rId23"/>
         </w:object>
       </w:r>
     </w:p>
@@ -271,11 +258,9 @@
       <w:r>
         <w:t xml:space="preserve">Q6: </w:t>
       </w:r>
-      <w:proofErr w:type="gramStart"/>
       <w:r>
         <w:t xml:space="preserve">Solve </w:t>
       </w:r>
-      <w:proofErr w:type="gramEnd"/>
       <w:r>
         <w:rPr>
           <w:position w:val="-24"/>
@@ -284,7 +269,7 @@
           <v:shape id="_x0000_i1035" type="#_x0000_t75" style="width:176pt;height:33pt" o:ole="">
             <v:imagedata r:id="rId24" o:title=""/>
           </v:shape>
-          <o:OLEObject Type="Embed" ProgID="Equation.DSMT4" ShapeID="_x0000_i1035" DrawAspect="Content" ObjectID="_1834994715" r:id="rId25"/>
+          <o:OLEObject Type="Embed" ProgID="Equation.DSMT4" ShapeID="_x0000_i1035" DrawAspect="Content" ObjectID="_1834995506" r:id="rId25"/>
         </w:object>
       </w:r>
       <w:r>
@@ -299,15 +284,7 @@
         <w:t xml:space="preserve">Solve </w:t>
       </w:r>
       <w:r>
-        <w:t xml:space="preserve">for </w:t>
-      </w:r>
-      <w:proofErr w:type="gramStart"/>
-      <w:r>
-        <w:t>x :</w:t>
-      </w:r>
-      <w:proofErr w:type="gramEnd"/>
-      <w:r>
-        <w:t xml:space="preserve"> </w:t>
+        <w:t xml:space="preserve">for x : </w:t>
       </w:r>
       <w:r>
         <w:rPr>
@@ -317,7 +294,7 @@
           <v:shape id="_x0000_i1036" type="#_x0000_t75" style="width:162pt;height:18pt" o:ole="">
             <v:imagedata r:id="rId26" o:title=""/>
           </v:shape>
-          <o:OLEObject Type="Embed" ProgID="Equation.DSMT4" ShapeID="_x0000_i1036" DrawAspect="Content" ObjectID="_1834994716" r:id="rId27"/>
+          <o:OLEObject Type="Embed" ProgID="Equation.DSMT4" ShapeID="_x0000_i1036" DrawAspect="Content" ObjectID="_1834995507" r:id="rId27"/>
         </w:object>
       </w:r>
     </w:p>
@@ -336,7 +313,7 @@
           <v:shape id="_x0000_i1037" type="#_x0000_t75" style="width:143pt;height:18pt" o:ole="">
             <v:imagedata r:id="rId28" o:title=""/>
           </v:shape>
-          <o:OLEObject Type="Embed" ProgID="Equation.DSMT4" ShapeID="_x0000_i1037" DrawAspect="Content" ObjectID="_1834994717" r:id="rId29"/>
+          <o:OLEObject Type="Embed" ProgID="Equation.DSMT4" ShapeID="_x0000_i1037" DrawAspect="Content" ObjectID="_1834995508" r:id="rId29"/>
         </w:object>
       </w:r>
     </w:p>
@@ -355,7 +332,7 @@
           <v:shape id="_x0000_i1038" type="#_x0000_t75" style="width:134pt;height:20pt" o:ole="">
             <v:imagedata r:id="rId30" o:title=""/>
           </v:shape>
-          <o:OLEObject Type="Embed" ProgID="Equation.DSMT4" ShapeID="_x0000_i1038" DrawAspect="Content" ObjectID="_1834994718" r:id="rId31"/>
+          <o:OLEObject Type="Embed" ProgID="Equation.DSMT4" ShapeID="_x0000_i1038" DrawAspect="Content" ObjectID="_1834995509" r:id="rId31"/>
         </w:object>
       </w:r>
       <w:r>
@@ -387,17 +364,12 @@
           <v:shape id="_x0000_i1039" type="#_x0000_t75" style="width:38pt;height:18pt" o:ole="">
             <v:imagedata r:id="rId32" o:title=""/>
           </v:shape>
-          <o:OLEObject Type="Embed" ProgID="Equation.DSMT4" ShapeID="_x0000_i1039" DrawAspect="Content" ObjectID="_1834994719" r:id="rId33"/>
-        </w:object>
-      </w:r>
-      <w:r>
-        <w:t xml:space="preserve">lies in the </w:t>
-      </w:r>
-      <w:proofErr w:type="gramStart"/>
-      <w:r>
-        <w:t xml:space="preserve">interval </w:t>
-      </w:r>
-      <w:proofErr w:type="gramEnd"/>
+          <o:OLEObject Type="Embed" ProgID="Equation.DSMT4" ShapeID="_x0000_i1039" DrawAspect="Content" ObjectID="_1834995510" r:id="rId33"/>
+        </w:object>
+      </w:r>
+      <w:r>
+        <w:t xml:space="preserve">lies in the interval </w:t>
+      </w:r>
       <w:r>
         <w:rPr>
           <w:position w:val="-28"/>
@@ -406,7 +378,7 @@
           <v:shape id="_x0000_i1040" type="#_x0000_t75" style="width:36pt;height:34pt" o:ole="">
             <v:imagedata r:id="rId34" o:title=""/>
           </v:shape>
-          <o:OLEObject Type="Embed" ProgID="Equation.DSMT4" ShapeID="_x0000_i1040" DrawAspect="Content" ObjectID="_1834994720" r:id="rId35"/>
+          <o:OLEObject Type="Embed" ProgID="Equation.DSMT4" ShapeID="_x0000_i1040" DrawAspect="Content" ObjectID="_1834995511" r:id="rId35"/>
         </w:object>
       </w:r>
       <w:r>
@@ -428,7 +400,7 @@
           <v:shape id="_x0000_i1046" type="#_x0000_t75" style="width:116pt;height:18pt" o:ole="">
             <v:imagedata r:id="rId36" o:title=""/>
           </v:shape>
-          <o:OLEObject Type="Embed" ProgID="Equation.DSMT4" ShapeID="_x0000_i1046" DrawAspect="Content" ObjectID="_1834994721" r:id="rId37"/>
+          <o:OLEObject Type="Embed" ProgID="Equation.DSMT4" ShapeID="_x0000_i1046" DrawAspect="Content" ObjectID="_1834995512" r:id="rId37"/>
         </w:object>
       </w:r>
       <w:r>
@@ -442,7 +414,7 @@
           <v:shape id="_x0000_i1047" type="#_x0000_t75" style="width:60pt;height:18pt" o:ole="">
             <v:imagedata r:id="rId38" o:title=""/>
           </v:shape>
-          <o:OLEObject Type="Embed" ProgID="Equation.DSMT4" ShapeID="_x0000_i1047" DrawAspect="Content" ObjectID="_1834994722" r:id="rId39"/>
+          <o:OLEObject Type="Embed" ProgID="Equation.DSMT4" ShapeID="_x0000_i1047" DrawAspect="Content" ObjectID="_1834995513" r:id="rId39"/>
         </w:object>
       </w:r>
       <w:r>
@@ -456,17 +428,13 @@
           <v:shape id="_x0000_i1048" type="#_x0000_t75" style="width:66pt;height:16pt" o:ole="">
             <v:imagedata r:id="rId40" o:title=""/>
           </v:shape>
-          <o:OLEObject Type="Embed" ProgID="Equation.DSMT4" ShapeID="_x0000_i1048" DrawAspect="Content" ObjectID="_1834994723" r:id="rId41"/>
-        </w:object>
-      </w:r>
-    </w:p>
-    <w:p>
-      <w:r>
-        <w:t>Q3</w:t>
-      </w:r>
-      <w:proofErr w:type="gramStart"/>
-      <w:r>
-        <w:t xml:space="preserve">: </w:t>
+          <o:OLEObject Type="Embed" ProgID="Equation.DSMT4" ShapeID="_x0000_i1048" DrawAspect="Content" ObjectID="_1834995514" r:id="rId41"/>
+        </w:object>
+      </w:r>
+    </w:p>
+    <w:p>
+      <w:r>
+        <w:t xml:space="preserve">Q3: </w:t>
       </w:r>
       <w:r>
         <w:t xml:space="preserve">If </w:t>
@@ -479,13 +447,12 @@
           <v:shape id="_x0000_i1049" type="#_x0000_t75" style="width:62pt;height:18pt" o:ole="">
             <v:imagedata r:id="rId42" o:title=""/>
           </v:shape>
-          <o:OLEObject Type="Embed" ProgID="Equation.DSMT4" ShapeID="_x0000_i1049" DrawAspect="Content" ObjectID="_1834994724" r:id="rId43"/>
+          <o:OLEObject Type="Embed" ProgID="Equation.DSMT4" ShapeID="_x0000_i1049" DrawAspect="Content" ObjectID="_1834995515" r:id="rId43"/>
         </w:object>
       </w:r>
       <w:r>
         <w:t>,</w:t>
       </w:r>
-      <w:proofErr w:type="gramEnd"/>
       <w:r>
         <w:rPr>
           <w:position w:val="-12"/>
@@ -494,7 +461,7 @@
           <v:shape id="_x0000_i1050" type="#_x0000_t75" style="width:63pt;height:18pt" o:ole="">
             <v:imagedata r:id="rId44" o:title=""/>
           </v:shape>
-          <o:OLEObject Type="Embed" ProgID="Equation.DSMT4" ShapeID="_x0000_i1050" DrawAspect="Content" ObjectID="_1834994725" r:id="rId45"/>
+          <o:OLEObject Type="Embed" ProgID="Equation.DSMT4" ShapeID="_x0000_i1050" DrawAspect="Content" ObjectID="_1834995516" r:id="rId45"/>
         </w:object>
       </w:r>
       <w:r>
@@ -508,7 +475,7 @@
           <v:shape id="_x0000_i1051" type="#_x0000_t75" style="width:65pt;height:18pt" o:ole="">
             <v:imagedata r:id="rId46" o:title=""/>
           </v:shape>
-          <o:OLEObject Type="Embed" ProgID="Equation.DSMT4" ShapeID="_x0000_i1051" DrawAspect="Content" ObjectID="_1834994726" r:id="rId47"/>
+          <o:OLEObject Type="Embed" ProgID="Equation.DSMT4" ShapeID="_x0000_i1051" DrawAspect="Content" ObjectID="_1834995517" r:id="rId47"/>
         </w:object>
       </w:r>
       <w:r>
@@ -522,7 +489,7 @@
           <v:shape id="_x0000_i1052" type="#_x0000_t75" style="width:112pt;height:33pt" o:ole="">
             <v:imagedata r:id="rId48" o:title=""/>
           </v:shape>
-          <o:OLEObject Type="Embed" ProgID="Equation.DSMT4" ShapeID="_x0000_i1052" DrawAspect="Content" ObjectID="_1834994727" r:id="rId49"/>
+          <o:OLEObject Type="Embed" ProgID="Equation.DSMT4" ShapeID="_x0000_i1052" DrawAspect="Content" ObjectID="_1834995518" r:id="rId49"/>
         </w:object>
       </w:r>
     </w:p>
@@ -541,13 +508,60 @@
           <v:shape id="_x0000_i1053" type="#_x0000_t75" style="width:303pt;height:18pt" o:ole="">
             <v:imagedata r:id="rId50" o:title=""/>
           </v:shape>
-          <o:OLEObject Type="Embed" ProgID="Equation.DSMT4" ShapeID="_x0000_i1053" DrawAspect="Content" ObjectID="_1834994728" r:id="rId51"/>
+          <o:OLEObject Type="Embed" ProgID="Equation.DSMT4" ShapeID="_x0000_i1053" DrawAspect="Content" ObjectID="_1834995519" r:id="rId51"/>
         </w:object>
       </w:r>
     </w:p>
     <w:p>
       <w:r>
         <w:t xml:space="preserve">Q5: </w:t>
+      </w:r>
+      <w:r>
+        <w:t xml:space="preserve">If </w:t>
+      </w:r>
+      <w:r>
+        <w:rPr>
+          <w:position w:val="-28"/>
+        </w:rPr>
+        <w:object w:dxaOrig="4040" w:dyaOrig="660">
+          <v:shape id="_x0000_i1054" type="#_x0000_t75" style="width:202pt;height:33pt" o:ole="">
+            <v:imagedata r:id="rId52" o:title=""/>
+          </v:shape>
+          <o:OLEObject Type="Embed" ProgID="Equation.DSMT4" ShapeID="_x0000_i1054" DrawAspect="Content" ObjectID="_1834995520" r:id="rId53"/>
+        </w:object>
+      </w:r>
+      <w:r>
+        <w:t xml:space="preserve">prove that </w:t>
+      </w:r>
+      <w:r>
+        <w:rPr>
+          <w:position w:val="-10"/>
+        </w:rPr>
+        <w:object w:dxaOrig="2100" w:dyaOrig="360">
+          <v:shape id="_x0000_i1055" type="#_x0000_t75" style="width:105pt;height:18pt" o:ole="">
+            <v:imagedata r:id="rId54" o:title=""/>
+          </v:shape>
+          <o:OLEObject Type="Embed" ProgID="Equation.DSMT4" ShapeID="_x0000_i1055" DrawAspect="Content" ObjectID="_1834995521" r:id="rId55"/>
+        </w:object>
+      </w:r>
+    </w:p>
+    <w:p>
+      <w:r>
+        <w:t xml:space="preserve">Q6: </w:t>
+      </w:r>
+      <w:r>
+        <w:t xml:space="preserve">Prove that </w:t>
+      </w:r>
+      <w:r>
+        <w:rPr>
+          <w:position w:val="-6"/>
+        </w:rPr>
+        <w:object w:dxaOrig="260" w:dyaOrig="320">
+          <v:shape id="_x0000_i1056" type="#_x0000_t75" style="width:13pt;height:16pt" o:ole="">
+            <v:imagedata r:id="rId56" o:title=""/>
+          </v:shape>
+          <o:OLEObject Type="Embed" ProgID="Equation.DSMT4" ShapeID="_x0000_i1056" DrawAspect="Content" ObjectID="_1834995522" r:id="rId57"/>
+        </w:object>
       </w:r>
     </w:p>
     <w:p/>

--- a/1.1.3.1 Logarithms.docx
+++ b/1.1.3.1 Logarithms.docx
@@ -61,7 +61,7 @@
     <w:p>
       <w:r>
         <w:pict>
-          <v:shape id="_x0000_i1041" type="#_x0000_t136" style="width:31pt;height:16pt" o:bullet="t">
+          <v:shape id="_x0000_i1028" type="#_x0000_t136" style="width:31pt;height:16pt" o:bullet="t">
             <v:fill colors="0 #cbcbcb;8520f #5f5f5f;13763f #5f5f5f;41288f white;43909f #b2b2b2;45220f #292929;53740f #777;1 #eaeaea" method="none" focus="100%" type="gradient"/>
             <v:shadow color="#868686"/>
             <o:extrusion v:ext="view" specularity="80000f" diffusity="43712f" backdepth="18pt" color="white" on="t" metal="t" viewpoint="-34.72222mm" viewpointorigin="-.5" skewangle="-45" brightness="10000f" lightposition="0,-50000" lightlevel="44000f" lightposition2="0,50000" lightlevel2="24000f" type="perspective"/>
@@ -98,24 +98,29 @@
             <v:path o:extrusionok="f" gradientshapeok="t" o:connecttype="rect"/>
             <o:lock v:ext="edit" aspectratio="t"/>
           </v:shapetype>
-          <v:shape id="_x0000_i1042" type="#_x0000_t75" style="width:34pt;height:18pt" o:ole="">
+          <v:shape id="_x0000_i1029" type="#_x0000_t75" style="width:34pt;height:18pt" o:ole="">
             <v:imagedata r:id="rId4" o:title=""/>
           </v:shape>
-          <o:OLEObject Type="Embed" ProgID="Equation.DSMT4" ShapeID="_x0000_i1042" DrawAspect="Content" ObjectID="_1834995496" r:id="rId5"/>
-        </w:object>
-      </w:r>
-      <w:r>
-        <w:t xml:space="preserve"> lies in the open interval </w:t>
-      </w:r>
+          <o:OLEObject Type="Embed" ProgID="Equation.DSMT4" ShapeID="_x0000_i1029" DrawAspect="Content" ObjectID="_1835019759" r:id="rId5"/>
+        </w:object>
+      </w:r>
+      <w:r>
+        <w:t xml:space="preserve"> lies in the open </w:t>
+      </w:r>
+      <w:proofErr w:type="gramStart"/>
+      <w:r>
+        <w:t xml:space="preserve">interval </w:t>
+      </w:r>
+      <w:proofErr w:type="gramEnd"/>
       <w:r>
         <w:rPr>
           <w:position w:val="-28"/>
         </w:rPr>
         <w:object w:dxaOrig="720" w:dyaOrig="680">
-          <v:shape id="_x0000_i1043" type="#_x0000_t75" style="width:36pt;height:34pt" o:ole="">
+          <v:shape id="_x0000_i1030" type="#_x0000_t75" style="width:36pt;height:34pt" o:ole="">
             <v:imagedata r:id="rId6" o:title=""/>
           </v:shape>
-          <o:OLEObject Type="Embed" ProgID="Equation.DSMT4" ShapeID="_x0000_i1043" DrawAspect="Content" ObjectID="_1834995497" r:id="rId7"/>
+          <o:OLEObject Type="Embed" ProgID="Equation.DSMT4" ShapeID="_x0000_i1030" DrawAspect="Content" ObjectID="_1835019760" r:id="rId7"/>
         </w:object>
       </w:r>
       <w:r>
@@ -134,10 +139,10 @@
           <w:position w:val="-30"/>
         </w:rPr>
         <w:object w:dxaOrig="2140" w:dyaOrig="700">
-          <v:shape id="_x0000_i1044" type="#_x0000_t75" style="width:107pt;height:35pt" o:ole="">
+          <v:shape id="_x0000_i1031" type="#_x0000_t75" style="width:107pt;height:35pt" o:ole="">
             <v:imagedata r:id="rId8" o:title=""/>
           </v:shape>
-          <o:OLEObject Type="Embed" ProgID="Equation.DSMT4" ShapeID="_x0000_i1044" DrawAspect="Content" ObjectID="_1834995498" r:id="rId9"/>
+          <o:OLEObject Type="Embed" ProgID="Equation.DSMT4" ShapeID="_x0000_i1031" DrawAspect="Content" ObjectID="_1835019761" r:id="rId9"/>
         </w:object>
       </w:r>
     </w:p>
@@ -152,11 +157,11 @@
         <w:rPr>
           <w:position w:val="-6"/>
         </w:rPr>
-        <w:object w:dxaOrig="960" w:dyaOrig="320">
-          <v:shape id="_x0000_i1028" type="#_x0000_t75" style="width:48pt;height:16pt" o:ole="">
+        <w:object w:dxaOrig="840" w:dyaOrig="320">
+          <v:shape id="_x0000_i1032" type="#_x0000_t75" style="width:42pt;height:16pt" o:ole="">
             <v:imagedata r:id="rId10" o:title=""/>
           </v:shape>
-          <o:OLEObject Type="Embed" ProgID="Equation.DSMT4" ShapeID="_x0000_i1028" DrawAspect="Content" ObjectID="_1834995499" r:id="rId11"/>
+          <o:OLEObject Type="Embed" ProgID="Equation.DSMT4" ShapeID="_x0000_i1032" DrawAspect="Content" ObjectID="_1835019762" r:id="rId11"/>
         </w:object>
       </w:r>
       <w:r>
@@ -167,10 +172,10 @@
           <w:position w:val="-10"/>
         </w:rPr>
         <w:object w:dxaOrig="620" w:dyaOrig="320">
-          <v:shape id="_x0000_i1029" type="#_x0000_t75" style="width:31pt;height:16pt" o:ole="">
+          <v:shape id="_x0000_i1033" type="#_x0000_t75" style="width:31pt;height:16pt" o:ole="">
             <v:imagedata r:id="rId12" o:title=""/>
           </v:shape>
-          <o:OLEObject Type="Embed" ProgID="Equation.DSMT4" ShapeID="_x0000_i1029" DrawAspect="Content" ObjectID="_1834995500" r:id="rId13"/>
+          <o:OLEObject Type="Embed" ProgID="Equation.DSMT4" ShapeID="_x0000_i1033" DrawAspect="Content" ObjectID="_1835019763" r:id="rId13"/>
         </w:object>
       </w:r>
       <w:r>
@@ -181,10 +186,10 @@
           <w:position w:val="-14"/>
         </w:rPr>
         <w:object w:dxaOrig="1480" w:dyaOrig="440">
-          <v:shape id="_x0000_i1030" type="#_x0000_t75" style="width:74pt;height:22pt" o:ole="">
+          <v:shape id="_x0000_i1034" type="#_x0000_t75" style="width:74pt;height:22pt" o:ole="">
             <v:imagedata r:id="rId14" o:title=""/>
           </v:shape>
-          <o:OLEObject Type="Embed" ProgID="Equation.DSMT4" ShapeID="_x0000_i1030" DrawAspect="Content" ObjectID="_1834995501" r:id="rId15"/>
+          <o:OLEObject Type="Embed" ProgID="Equation.DSMT4" ShapeID="_x0000_i1034" DrawAspect="Content" ObjectID="_1835019764" r:id="rId15"/>
         </w:object>
       </w:r>
     </w:p>
@@ -200,10 +205,10 @@
           <w:position w:val="-28"/>
         </w:rPr>
         <w:object w:dxaOrig="2160" w:dyaOrig="660">
-          <v:shape id="_x0000_i1031" type="#_x0000_t75" style="width:108pt;height:33pt" o:ole="">
+          <v:shape id="_x0000_i1035" type="#_x0000_t75" style="width:108pt;height:33pt" o:ole="">
             <v:imagedata r:id="rId16" o:title=""/>
           </v:shape>
-          <o:OLEObject Type="Embed" ProgID="Equation.DSMT4" ShapeID="_x0000_i1031" DrawAspect="Content" ObjectID="_1834995502" r:id="rId17"/>
+          <o:OLEObject Type="Embed" ProgID="Equation.DSMT4" ShapeID="_x0000_i1035" DrawAspect="Content" ObjectID="_1835019765" r:id="rId17"/>
         </w:object>
       </w:r>
       <w:r>
@@ -214,24 +219,32 @@
           <w:position w:val="-10"/>
         </w:rPr>
         <w:object w:dxaOrig="1719" w:dyaOrig="360">
-          <v:shape id="_x0000_i1032" type="#_x0000_t75" style="width:86pt;height:18pt" o:ole="">
+          <v:shape id="_x0000_i1036" type="#_x0000_t75" style="width:86pt;height:18pt" o:ole="">
             <v:imagedata r:id="rId18" o:title=""/>
           </v:shape>
-          <o:OLEObject Type="Embed" ProgID="Equation.DSMT4" ShapeID="_x0000_i1032" DrawAspect="Content" ObjectID="_1834995503" r:id="rId19"/>
-        </w:object>
-      </w:r>
-      <w:r>
-        <w:t xml:space="preserve"> Also prove that </w:t>
+          <o:OLEObject Type="Embed" ProgID="Equation.DSMT4" ShapeID="_x0000_i1036" DrawAspect="Content" ObjectID="_1835019766" r:id="rId19"/>
+        </w:object>
+      </w:r>
+      <w:r>
+        <w:t xml:space="preserve"> </w:t>
+      </w:r>
+      <w:proofErr w:type="gramStart"/>
+      <w:r>
+        <w:t>Also</w:t>
+      </w:r>
+      <w:proofErr w:type="gramEnd"/>
+      <w:r>
+        <w:t xml:space="preserve"> prove that </w:t>
       </w:r>
       <w:r>
         <w:rPr>
           <w:position w:val="-10"/>
         </w:rPr>
         <w:object w:dxaOrig="2079" w:dyaOrig="360">
-          <v:shape id="_x0000_i1033" type="#_x0000_t75" style="width:104pt;height:18pt" o:ole="">
+          <v:shape id="_x0000_i1037" type="#_x0000_t75" style="width:104pt;height:18pt" o:ole="">
             <v:imagedata r:id="rId20" o:title=""/>
           </v:shape>
-          <o:OLEObject Type="Embed" ProgID="Equation.DSMT4" ShapeID="_x0000_i1033" DrawAspect="Content" ObjectID="_1834995504" r:id="rId21"/>
+          <o:OLEObject Type="Embed" ProgID="Equation.DSMT4" ShapeID="_x0000_i1037" DrawAspect="Content" ObjectID="_1835019767" r:id="rId21"/>
         </w:object>
       </w:r>
     </w:p>
@@ -247,10 +260,10 @@
           <w:position w:val="-14"/>
         </w:rPr>
         <w:object w:dxaOrig="2820" w:dyaOrig="520">
-          <v:shape id="_x0000_i1034" type="#_x0000_t75" style="width:141pt;height:26pt" o:ole="">
+          <v:shape id="_x0000_i1038" type="#_x0000_t75" style="width:141pt;height:26pt" o:ole="">
             <v:imagedata r:id="rId22" o:title=""/>
           </v:shape>
-          <o:OLEObject Type="Embed" ProgID="Equation.DSMT4" ShapeID="_x0000_i1034" DrawAspect="Content" ObjectID="_1834995505" r:id="rId23"/>
+          <o:OLEObject Type="Embed" ProgID="Equation.DSMT4" ShapeID="_x0000_i1038" DrawAspect="Content" ObjectID="_1835019768" r:id="rId23"/>
         </w:object>
       </w:r>
     </w:p>
@@ -258,18 +271,20 @@
       <w:r>
         <w:t xml:space="preserve">Q6: </w:t>
       </w:r>
+      <w:proofErr w:type="gramStart"/>
       <w:r>
         <w:t xml:space="preserve">Solve </w:t>
       </w:r>
+      <w:proofErr w:type="gramEnd"/>
       <w:r>
         <w:rPr>
           <w:position w:val="-24"/>
         </w:rPr>
         <w:object w:dxaOrig="3519" w:dyaOrig="660">
-          <v:shape id="_x0000_i1035" type="#_x0000_t75" style="width:176pt;height:33pt" o:ole="">
+          <v:shape id="_x0000_i1039" type="#_x0000_t75" style="width:176pt;height:33pt" o:ole="">
             <v:imagedata r:id="rId24" o:title=""/>
           </v:shape>
-          <o:OLEObject Type="Embed" ProgID="Equation.DSMT4" ShapeID="_x0000_i1035" DrawAspect="Content" ObjectID="_1834995506" r:id="rId25"/>
+          <o:OLEObject Type="Embed" ProgID="Equation.DSMT4" ShapeID="_x0000_i1039" DrawAspect="Content" ObjectID="_1835019769" r:id="rId25"/>
         </w:object>
       </w:r>
       <w:r>
@@ -284,17 +299,25 @@
         <w:t xml:space="preserve">Solve </w:t>
       </w:r>
       <w:r>
-        <w:t xml:space="preserve">for x : </w:t>
+        <w:t xml:space="preserve">for </w:t>
+      </w:r>
+      <w:proofErr w:type="gramStart"/>
+      <w:r>
+        <w:t>x :</w:t>
+      </w:r>
+      <w:proofErr w:type="gramEnd"/>
+      <w:r>
+        <w:t xml:space="preserve"> </w:t>
       </w:r>
       <w:r>
         <w:rPr>
           <w:position w:val="-12"/>
         </w:rPr>
         <w:object w:dxaOrig="3240" w:dyaOrig="360">
-          <v:shape id="_x0000_i1036" type="#_x0000_t75" style="width:162pt;height:18pt" o:ole="">
+          <v:shape id="_x0000_i1040" type="#_x0000_t75" style="width:162pt;height:18pt" o:ole="">
             <v:imagedata r:id="rId26" o:title=""/>
           </v:shape>
-          <o:OLEObject Type="Embed" ProgID="Equation.DSMT4" ShapeID="_x0000_i1036" DrawAspect="Content" ObjectID="_1834995507" r:id="rId27"/>
+          <o:OLEObject Type="Embed" ProgID="Equation.DSMT4" ShapeID="_x0000_i1040" DrawAspect="Content" ObjectID="_1835019770" r:id="rId27"/>
         </w:object>
       </w:r>
     </w:p>
@@ -310,10 +333,10 @@
           <w:position w:val="-12"/>
         </w:rPr>
         <w:object w:dxaOrig="2860" w:dyaOrig="360">
-          <v:shape id="_x0000_i1037" type="#_x0000_t75" style="width:143pt;height:18pt" o:ole="">
+          <v:shape id="_x0000_i1041" type="#_x0000_t75" style="width:143pt;height:18pt" o:ole="">
             <v:imagedata r:id="rId28" o:title=""/>
           </v:shape>
-          <o:OLEObject Type="Embed" ProgID="Equation.DSMT4" ShapeID="_x0000_i1037" DrawAspect="Content" ObjectID="_1834995508" r:id="rId29"/>
+          <o:OLEObject Type="Embed" ProgID="Equation.DSMT4" ShapeID="_x0000_i1041" DrawAspect="Content" ObjectID="_1835019771" r:id="rId29"/>
         </w:object>
       </w:r>
     </w:p>
@@ -329,10 +352,10 @@
           <w:position w:val="-14"/>
         </w:rPr>
         <w:object w:dxaOrig="2680" w:dyaOrig="400">
-          <v:shape id="_x0000_i1038" type="#_x0000_t75" style="width:134pt;height:20pt" o:ole="">
+          <v:shape id="_x0000_i1042" type="#_x0000_t75" style="width:134pt;height:20pt" o:ole="">
             <v:imagedata r:id="rId30" o:title=""/>
           </v:shape>
-          <o:OLEObject Type="Embed" ProgID="Equation.DSMT4" ShapeID="_x0000_i1038" DrawAspect="Content" ObjectID="_1834995509" r:id="rId31"/>
+          <o:OLEObject Type="Embed" ProgID="Equation.DSMT4" ShapeID="_x0000_i1042" DrawAspect="Content" ObjectID="_1835019772" r:id="rId31"/>
         </w:object>
       </w:r>
       <w:r>
@@ -342,7 +365,7 @@
     <w:p>
       <w:r>
         <w:pict>
-          <v:shape id="_x0000_i1045" type="#_x0000_t136" style="width:35.5pt;height:16pt">
+          <v:shape id="_x0000_i1043" type="#_x0000_t136" style="width:35.5pt;height:16pt">
             <v:fill colors="0 #cbcbcb;8520f #5f5f5f;13763f #5f5f5f;41288f white;43909f #b2b2b2;45220f #292929;53740f #777;1 #eaeaea" method="none" focus="100%" type="gradient"/>
             <v:shadow color="#868686"/>
             <o:extrusion v:ext="view" specularity="80000f" diffusity="43712f" backdepth="18pt" color="white" on="t" metal="t" viewpoint="-34.72222mm" viewpointorigin="-.5" skewangle="-45" brightness="10000f" lightposition="0,-50000" lightlevel="44000f" lightposition2="0,50000" lightlevel2="24000f" type="perspective"/>
@@ -352,8 +375,21 @@
       </w:r>
     </w:p>
     <w:p>
-      <w:r>
+      <w:pPr>
+        <w:rPr>
+          <w:b/>
+        </w:rPr>
+      </w:pPr>
+      <w:r>
+        <w:rPr>
+          <w:b/>
+        </w:rPr>
         <w:lastRenderedPageBreak/>
+        <w:t>Exercise</w:t>
+      </w:r>
+    </w:p>
+    <w:p>
+      <w:r>
         <w:t xml:space="preserve">Q1: Show that </w:t>
       </w:r>
       <w:r>
@@ -361,24 +397,29 @@
           <w:position w:val="-12"/>
         </w:rPr>
         <w:object w:dxaOrig="760" w:dyaOrig="360">
-          <v:shape id="_x0000_i1039" type="#_x0000_t75" style="width:38pt;height:18pt" o:ole="">
+          <v:shape id="_x0000_i1044" type="#_x0000_t75" style="width:38pt;height:18pt" o:ole="">
             <v:imagedata r:id="rId32" o:title=""/>
           </v:shape>
-          <o:OLEObject Type="Embed" ProgID="Equation.DSMT4" ShapeID="_x0000_i1039" DrawAspect="Content" ObjectID="_1834995510" r:id="rId33"/>
-        </w:object>
-      </w:r>
-      <w:r>
-        <w:t xml:space="preserve">lies in the interval </w:t>
-      </w:r>
+          <o:OLEObject Type="Embed" ProgID="Equation.DSMT4" ShapeID="_x0000_i1044" DrawAspect="Content" ObjectID="_1835019773" r:id="rId33"/>
+        </w:object>
+      </w:r>
+      <w:r>
+        <w:t xml:space="preserve">lies in the </w:t>
+      </w:r>
+      <w:proofErr w:type="gramStart"/>
+      <w:r>
+        <w:t xml:space="preserve">interval </w:t>
+      </w:r>
+      <w:proofErr w:type="gramEnd"/>
       <w:r>
         <w:rPr>
           <w:position w:val="-28"/>
         </w:rPr>
         <w:object w:dxaOrig="720" w:dyaOrig="680">
-          <v:shape id="_x0000_i1040" type="#_x0000_t75" style="width:36pt;height:34pt" o:ole="">
+          <v:shape id="_x0000_i1045" type="#_x0000_t75" style="width:36pt;height:34pt" o:ole="">
             <v:imagedata r:id="rId34" o:title=""/>
           </v:shape>
-          <o:OLEObject Type="Embed" ProgID="Equation.DSMT4" ShapeID="_x0000_i1040" DrawAspect="Content" ObjectID="_1834995511" r:id="rId35"/>
+          <o:OLEObject Type="Embed" ProgID="Equation.DSMT4" ShapeID="_x0000_i1045" DrawAspect="Content" ObjectID="_1835019774" r:id="rId35"/>
         </w:object>
       </w:r>
       <w:r>
@@ -400,7 +441,7 @@
           <v:shape id="_x0000_i1046" type="#_x0000_t75" style="width:116pt;height:18pt" o:ole="">
             <v:imagedata r:id="rId36" o:title=""/>
           </v:shape>
-          <o:OLEObject Type="Embed" ProgID="Equation.DSMT4" ShapeID="_x0000_i1046" DrawAspect="Content" ObjectID="_1834995512" r:id="rId37"/>
+          <o:OLEObject Type="Embed" ProgID="Equation.DSMT4" ShapeID="_x0000_i1046" DrawAspect="Content" ObjectID="_1835019775" r:id="rId37"/>
         </w:object>
       </w:r>
       <w:r>
@@ -414,7 +455,7 @@
           <v:shape id="_x0000_i1047" type="#_x0000_t75" style="width:60pt;height:18pt" o:ole="">
             <v:imagedata r:id="rId38" o:title=""/>
           </v:shape>
-          <o:OLEObject Type="Embed" ProgID="Equation.DSMT4" ShapeID="_x0000_i1047" DrawAspect="Content" ObjectID="_1834995513" r:id="rId39"/>
+          <o:OLEObject Type="Embed" ProgID="Equation.DSMT4" ShapeID="_x0000_i1047" DrawAspect="Content" ObjectID="_1835019776" r:id="rId39"/>
         </w:object>
       </w:r>
       <w:r>
@@ -428,13 +469,17 @@
           <v:shape id="_x0000_i1048" type="#_x0000_t75" style="width:66pt;height:16pt" o:ole="">
             <v:imagedata r:id="rId40" o:title=""/>
           </v:shape>
-          <o:OLEObject Type="Embed" ProgID="Equation.DSMT4" ShapeID="_x0000_i1048" DrawAspect="Content" ObjectID="_1834995514" r:id="rId41"/>
-        </w:object>
-      </w:r>
-    </w:p>
-    <w:p>
-      <w:r>
-        <w:t xml:space="preserve">Q3: </w:t>
+          <o:OLEObject Type="Embed" ProgID="Equation.DSMT4" ShapeID="_x0000_i1048" DrawAspect="Content" ObjectID="_1835019777" r:id="rId41"/>
+        </w:object>
+      </w:r>
+    </w:p>
+    <w:p>
+      <w:r>
+        <w:t>Q3</w:t>
+      </w:r>
+      <w:proofErr w:type="gramStart"/>
+      <w:r>
+        <w:t xml:space="preserve">: </w:t>
       </w:r>
       <w:r>
         <w:t xml:space="preserve">If </w:t>
@@ -447,12 +492,13 @@
           <v:shape id="_x0000_i1049" type="#_x0000_t75" style="width:62pt;height:18pt" o:ole="">
             <v:imagedata r:id="rId42" o:title=""/>
           </v:shape>
-          <o:OLEObject Type="Embed" ProgID="Equation.DSMT4" ShapeID="_x0000_i1049" DrawAspect="Content" ObjectID="_1834995515" r:id="rId43"/>
+          <o:OLEObject Type="Embed" ProgID="Equation.DSMT4" ShapeID="_x0000_i1049" DrawAspect="Content" ObjectID="_1835019778" r:id="rId43"/>
         </w:object>
       </w:r>
       <w:r>
         <w:t>,</w:t>
       </w:r>
+      <w:proofErr w:type="gramEnd"/>
       <w:r>
         <w:rPr>
           <w:position w:val="-12"/>
@@ -461,7 +507,7 @@
           <v:shape id="_x0000_i1050" type="#_x0000_t75" style="width:63pt;height:18pt" o:ole="">
             <v:imagedata r:id="rId44" o:title=""/>
           </v:shape>
-          <o:OLEObject Type="Embed" ProgID="Equation.DSMT4" ShapeID="_x0000_i1050" DrawAspect="Content" ObjectID="_1834995516" r:id="rId45"/>
+          <o:OLEObject Type="Embed" ProgID="Equation.DSMT4" ShapeID="_x0000_i1050" DrawAspect="Content" ObjectID="_1835019779" r:id="rId45"/>
         </w:object>
       </w:r>
       <w:r>
@@ -475,7 +521,7 @@
           <v:shape id="_x0000_i1051" type="#_x0000_t75" style="width:65pt;height:18pt" o:ole="">
             <v:imagedata r:id="rId46" o:title=""/>
           </v:shape>
-          <o:OLEObject Type="Embed" ProgID="Equation.DSMT4" ShapeID="_x0000_i1051" DrawAspect="Content" ObjectID="_1834995517" r:id="rId47"/>
+          <o:OLEObject Type="Embed" ProgID="Equation.DSMT4" ShapeID="_x0000_i1051" DrawAspect="Content" ObjectID="_1835019780" r:id="rId47"/>
         </w:object>
       </w:r>
       <w:r>
@@ -489,7 +535,7 @@
           <v:shape id="_x0000_i1052" type="#_x0000_t75" style="width:112pt;height:33pt" o:ole="">
             <v:imagedata r:id="rId48" o:title=""/>
           </v:shape>
-          <o:OLEObject Type="Embed" ProgID="Equation.DSMT4" ShapeID="_x0000_i1052" DrawAspect="Content" ObjectID="_1834995518" r:id="rId49"/>
+          <o:OLEObject Type="Embed" ProgID="Equation.DSMT4" ShapeID="_x0000_i1052" DrawAspect="Content" ObjectID="_1835019781" r:id="rId49"/>
         </w:object>
       </w:r>
     </w:p>
@@ -504,15 +550,20 @@
         <w:rPr>
           <w:position w:val="-12"/>
         </w:rPr>
-        <w:object w:dxaOrig="6060" w:dyaOrig="360">
-          <v:shape id="_x0000_i1053" type="#_x0000_t75" style="width:303pt;height:18pt" o:ole="">
+        <w:object w:dxaOrig="6160" w:dyaOrig="360">
+          <v:shape id="_x0000_i1053" type="#_x0000_t75" style="width:308pt;height:18pt" o:ole="">
             <v:imagedata r:id="rId50" o:title=""/>
           </v:shape>
-          <o:OLEObject Type="Embed" ProgID="Equation.DSMT4" ShapeID="_x0000_i1053" DrawAspect="Content" ObjectID="_1834995519" r:id="rId51"/>
-        </w:object>
-      </w:r>
-    </w:p>
-    <w:p>
+          <o:OLEObject Type="Embed" ProgID="Equation.DSMT4" ShapeID="_x0000_i1053" DrawAspect="Content" ObjectID="_1835019782" r:id="rId51"/>
+        </w:object>
+      </w:r>
+    </w:p>
+    <w:p>
+      <w:pPr>
+        <w:rPr>
+          <w:position w:val="-10"/>
+        </w:rPr>
+      </w:pPr>
       <w:r>
         <w:t xml:space="preserve">Q5: </w:t>
       </w:r>
@@ -527,7 +578,7 @@
           <v:shape id="_x0000_i1054" type="#_x0000_t75" style="width:202pt;height:33pt" o:ole="">
             <v:imagedata r:id="rId52" o:title=""/>
           </v:shape>
-          <o:OLEObject Type="Embed" ProgID="Equation.DSMT4" ShapeID="_x0000_i1054" DrawAspect="Content" ObjectID="_1834995520" r:id="rId53"/>
+          <o:OLEObject Type="Embed" ProgID="Equation.DSMT4" ShapeID="_x0000_i1054" DrawAspect="Content" ObjectID="_1835019783" r:id="rId53"/>
         </w:object>
       </w:r>
       <w:r>
@@ -541,26 +592,1521 @@
           <v:shape id="_x0000_i1055" type="#_x0000_t75" style="width:105pt;height:18pt" o:ole="">
             <v:imagedata r:id="rId54" o:title=""/>
           </v:shape>
-          <o:OLEObject Type="Embed" ProgID="Equation.DSMT4" ShapeID="_x0000_i1055" DrawAspect="Content" ObjectID="_1834995521" r:id="rId55"/>
-        </w:object>
-      </w:r>
-    </w:p>
-    <w:p>
-      <w:r>
+          <o:OLEObject Type="Embed" ProgID="Equation.DSMT4" ShapeID="_x0000_i1055" DrawAspect="Content" ObjectID="_1835019784" r:id="rId55"/>
+        </w:object>
+      </w:r>
+    </w:p>
+    <w:p>
+      <w:r>
+        <w:rPr>
+          <w:position w:val="-10"/>
+        </w:rPr>
         <w:t xml:space="preserve">Q6: </w:t>
       </w:r>
+      <w:proofErr w:type="gramStart"/>
+      <w:r>
+        <w:rPr>
+          <w:position w:val="-10"/>
+        </w:rPr>
+        <w:t xml:space="preserve">If </w:t>
+      </w:r>
+      <w:proofErr w:type="gramEnd"/>
+      <w:r>
+        <w:rPr>
+          <w:position w:val="-28"/>
+        </w:rPr>
+        <w:object w:dxaOrig="2079" w:dyaOrig="660">
+          <v:shape id="_x0000_i1056" type="#_x0000_t75" style="width:104pt;height:33pt" o:ole="">
+            <v:imagedata r:id="rId56" o:title=""/>
+          </v:shape>
+          <o:OLEObject Type="Embed" ProgID="Equation.DSMT4" ShapeID="_x0000_i1056" DrawAspect="Content" ObjectID="_1835019785" r:id="rId57"/>
+        </w:object>
+      </w:r>
+      <w:r>
+        <w:t xml:space="preserve">, prove that </w:t>
+      </w:r>
+      <w:r>
+        <w:rPr>
+          <w:position w:val="-10"/>
+        </w:rPr>
+        <w:object w:dxaOrig="1600" w:dyaOrig="360">
+          <v:shape id="_x0000_i1057" type="#_x0000_t75" style="width:80pt;height:18pt" o:ole="">
+            <v:imagedata r:id="rId58" o:title=""/>
+          </v:shape>
+          <o:OLEObject Type="Embed" ProgID="Equation.DSMT4" ShapeID="_x0000_i1057" DrawAspect="Content" ObjectID="_1835019786" r:id="rId59"/>
+        </w:object>
+      </w:r>
+      <w:r>
+        <w:t xml:space="preserve"> </w:t>
+      </w:r>
+    </w:p>
+    <w:p>
+      <w:pPr>
+        <w:rPr>
+          <w:position w:val="-6"/>
+        </w:rPr>
+      </w:pPr>
+      <w:r>
+        <w:t>Q7</w:t>
+      </w:r>
+      <w:r>
+        <w:t xml:space="preserve">: </w:t>
+      </w:r>
       <w:r>
         <w:t xml:space="preserve">Prove that </w:t>
       </w:r>
       <w:r>
         <w:rPr>
-          <w:position w:val="-6"/>
-        </w:rPr>
-        <w:object w:dxaOrig="260" w:dyaOrig="320">
-          <v:shape id="_x0000_i1056" type="#_x0000_t75" style="width:13pt;height:16pt" o:ole="">
-            <v:imagedata r:id="rId56" o:title=""/>
-          </v:shape>
-          <o:OLEObject Type="Embed" ProgID="Equation.DSMT4" ShapeID="_x0000_i1056" DrawAspect="Content" ObjectID="_1834995522" r:id="rId57"/>
+          <w:position w:val="-10"/>
+        </w:rPr>
+        <w:object w:dxaOrig="2860" w:dyaOrig="360">
+          <v:shape id="_x0000_i1058" type="#_x0000_t75" style="width:143pt;height:18pt" o:ole="">
+            <v:imagedata r:id="rId60" o:title=""/>
+          </v:shape>
+          <o:OLEObject Type="Embed" ProgID="Equation.DSMT4" ShapeID="_x0000_i1058" DrawAspect="Content" ObjectID="_1835019787" r:id="rId61"/>
+        </w:object>
+      </w:r>
+    </w:p>
+    <w:p>
+      <w:pPr>
+        <w:rPr>
+          <w:position w:val="-6"/>
+        </w:rPr>
+      </w:pPr>
+      <w:r>
+        <w:rPr>
+          <w:position w:val="-6"/>
+        </w:rPr>
+        <w:t xml:space="preserve">Q8: </w:t>
+      </w:r>
+      <w:r>
+        <w:rPr>
+          <w:position w:val="-6"/>
+        </w:rPr>
+        <w:t>Solve</w:t>
+      </w:r>
+      <w:proofErr w:type="gramStart"/>
+      <w:r>
+        <w:rPr>
+          <w:position w:val="-6"/>
+        </w:rPr>
+        <w:t xml:space="preserve">: </w:t>
+      </w:r>
+      <w:proofErr w:type="gramEnd"/>
+      <w:r>
+        <w:rPr>
+          <w:position w:val="-24"/>
+        </w:rPr>
+        <w:object w:dxaOrig="3700" w:dyaOrig="620">
+          <v:shape id="_x0000_i1059" type="#_x0000_t75" style="width:185pt;height:31pt" o:ole="">
+            <v:imagedata r:id="rId62" o:title=""/>
+          </v:shape>
+          <o:OLEObject Type="Embed" ProgID="Equation.DSMT4" ShapeID="_x0000_i1059" DrawAspect="Content" ObjectID="_1835019788" r:id="rId63"/>
+        </w:object>
+      </w:r>
+      <w:r>
+        <w:rPr>
+          <w:position w:val="-6"/>
+        </w:rPr>
+        <w:t>.</w:t>
+      </w:r>
+    </w:p>
+    <w:p>
+      <w:pPr>
+        <w:rPr>
+          <w:position w:val="-6"/>
+        </w:rPr>
+      </w:pPr>
+      <w:r>
+        <w:rPr>
+          <w:position w:val="-6"/>
+        </w:rPr>
+        <w:t>Q9: Solve</w:t>
+      </w:r>
+      <w:proofErr w:type="gramStart"/>
+      <w:r>
+        <w:rPr>
+          <w:position w:val="-6"/>
+        </w:rPr>
+        <w:t xml:space="preserve">: </w:t>
+      </w:r>
+      <w:proofErr w:type="gramEnd"/>
+      <w:r>
+        <w:rPr>
+          <w:position w:val="-12"/>
+        </w:rPr>
+        <w:object w:dxaOrig="3640" w:dyaOrig="360">
+          <v:shape id="_x0000_i1060" type="#_x0000_t75" style="width:182pt;height:18pt" o:ole="">
+            <v:imagedata r:id="rId64" o:title=""/>
+          </v:shape>
+          <o:OLEObject Type="Embed" ProgID="Equation.DSMT4" ShapeID="_x0000_i1060" DrawAspect="Content" ObjectID="_1835019789" r:id="rId65"/>
+        </w:object>
+      </w:r>
+      <w:r>
+        <w:rPr>
+          <w:position w:val="-6"/>
+        </w:rPr>
+        <w:t>.</w:t>
+      </w:r>
+    </w:p>
+    <w:p>
+      <w:pPr>
+        <w:rPr>
+          <w:position w:val="-6"/>
+        </w:rPr>
+      </w:pPr>
+      <w:r>
+        <w:rPr>
+          <w:position w:val="-6"/>
+        </w:rPr>
+        <w:t xml:space="preserve">Q10: Solve  </w:t>
+      </w:r>
+      <w:r>
+        <w:rPr>
+          <w:position w:val="-12"/>
+        </w:rPr>
+        <w:object w:dxaOrig="2980" w:dyaOrig="360">
+          <v:shape id="_x0000_i1061" type="#_x0000_t75" style="width:149pt;height:18pt" o:ole="">
+            <v:imagedata r:id="rId66" o:title=""/>
+          </v:shape>
+          <o:OLEObject Type="Embed" ProgID="Equation.DSMT4" ShapeID="_x0000_i1061" DrawAspect="Content" ObjectID="_1835019790" r:id="rId67"/>
+        </w:object>
+      </w:r>
+    </w:p>
+    <w:p>
+      <w:r>
+        <w:rPr>
+          <w:position w:val="-6"/>
+        </w:rPr>
+        <w:t>Fill in the blanks</w:t>
+      </w:r>
+    </w:p>
+    <w:p>
+      <w:pPr>
+        <w:rPr>
+          <w:position w:val="-6"/>
+        </w:rPr>
+      </w:pPr>
+      <w:r>
+        <w:rPr>
+          <w:position w:val="-6"/>
+        </w:rPr>
+        <w:t xml:space="preserve">11. </w:t>
+      </w:r>
+      <w:r>
+        <w:rPr>
+          <w:position w:val="-16"/>
+        </w:rPr>
+        <w:object w:dxaOrig="1880" w:dyaOrig="400">
+          <v:shape id="_x0000_i1062" type="#_x0000_t75" style="width:94pt;height:20pt" o:ole="">
+            <v:imagedata r:id="rId68" o:title=""/>
+          </v:shape>
+          <o:OLEObject Type="Embed" ProgID="Equation.DSMT4" ShapeID="_x0000_i1062" DrawAspect="Content" ObjectID="_1835019791" r:id="rId69"/>
+        </w:object>
+      </w:r>
+      <w:r>
+        <w:rPr>
+          <w:position w:val="-6"/>
+        </w:rPr>
+        <w:t>__________.</w:t>
+      </w:r>
+    </w:p>
+    <w:p>
+      <w:pPr>
+        <w:rPr>
+          <w:position w:val="-6"/>
+        </w:rPr>
+      </w:pPr>
+      <w:r>
+        <w:rPr>
+          <w:position w:val="-6"/>
+        </w:rPr>
+        <w:t xml:space="preserve">12. </w:t>
+      </w:r>
+      <w:r>
+        <w:rPr>
+          <w:position w:val="-6"/>
+        </w:rPr>
+        <w:t xml:space="preserve">If </w:t>
+      </w:r>
+      <w:r>
+        <w:rPr>
+          <w:position w:val="-14"/>
+        </w:rPr>
+        <w:object w:dxaOrig="2460" w:dyaOrig="400">
+          <v:shape id="_x0000_i1063" type="#_x0000_t75" style="width:123pt;height:20pt" o:ole="">
+            <v:imagedata r:id="rId70" o:title=""/>
+          </v:shape>
+          <o:OLEObject Type="Embed" ProgID="Equation.DSMT4" ShapeID="_x0000_i1063" DrawAspect="Content" ObjectID="_1835019792" r:id="rId71"/>
+        </w:object>
+      </w:r>
+      <w:r>
+        <w:rPr>
+          <w:position w:val="-6"/>
+        </w:rPr>
+        <w:t>then y as a function of x is given by y __________.</w:t>
+      </w:r>
+    </w:p>
+    <w:p>
+      <w:pPr>
+        <w:rPr>
+          <w:position w:val="-6"/>
+        </w:rPr>
+      </w:pPr>
+      <w:r>
+        <w:rPr>
+          <w:position w:val="-6"/>
+        </w:rPr>
+        <w:t xml:space="preserve">13. </w:t>
+      </w:r>
+      <w:r>
+        <w:rPr>
+          <w:position w:val="-6"/>
+        </w:rPr>
+        <w:t>The sum of the series</w:t>
+      </w:r>
+      <w:r>
+        <w:rPr>
+          <w:position w:val="-6"/>
+        </w:rPr>
+        <w:t xml:space="preserve"> </w:t>
+      </w:r>
+      <w:r>
+        <w:rPr>
+          <w:position w:val="-28"/>
+        </w:rPr>
+        <w:object w:dxaOrig="1500" w:dyaOrig="720">
+          <v:shape id="_x0000_i1064" type="#_x0000_t75" style="width:75pt;height:36pt" o:ole="">
+            <v:imagedata r:id="rId72" o:title=""/>
+          </v:shape>
+          <o:OLEObject Type="Embed" ProgID="Equation.DSMT4" ShapeID="_x0000_i1064" DrawAspect="Content" ObjectID="_1835019793" r:id="rId73"/>
+        </w:object>
+      </w:r>
+      <w:r>
+        <w:rPr>
+          <w:position w:val="-6"/>
+        </w:rPr>
+        <w:t>=</w:t>
+      </w:r>
+      <w:r>
+        <w:rPr>
+          <w:position w:val="-6"/>
+        </w:rPr>
+        <w:t xml:space="preserve"> __________.</w:t>
+      </w:r>
+    </w:p>
+    <w:p>
+      <w:pPr>
+        <w:rPr>
+          <w:position w:val="-6"/>
+        </w:rPr>
+      </w:pPr>
+      <w:r>
+        <w:rPr>
+          <w:position w:val="-6"/>
+        </w:rPr>
+        <w:t xml:space="preserve">14. </w:t>
+      </w:r>
+      <w:r>
+        <w:rPr>
+          <w:position w:val="-6"/>
+        </w:rPr>
+        <w:t xml:space="preserve">If </w:t>
+      </w:r>
+      <w:r>
+        <w:rPr>
+          <w:position w:val="-6"/>
+        </w:rPr>
+        <w:object w:dxaOrig="1460" w:dyaOrig="320">
+          <v:shape id="_x0000_i1065" type="#_x0000_t75" style="width:73pt;height:16pt" o:ole="">
+            <v:imagedata r:id="rId74" o:title=""/>
+          </v:shape>
+          <o:OLEObject Type="Embed" ProgID="Equation.DSMT4" ShapeID="_x0000_i1065" DrawAspect="Content" ObjectID="_1835019794" r:id="rId75"/>
+        </w:object>
+      </w:r>
+      <w:r>
+        <w:rPr>
+          <w:position w:val="-6"/>
+        </w:rPr>
+        <w:t xml:space="preserve">then </w:t>
+      </w:r>
+      <w:r>
+        <w:rPr>
+          <w:position w:val="-24"/>
+        </w:rPr>
+        <w:object w:dxaOrig="900" w:dyaOrig="620">
+          <v:shape id="_x0000_i1066" type="#_x0000_t75" style="width:45pt;height:31pt" o:ole="">
+            <v:imagedata r:id="rId76" o:title=""/>
+          </v:shape>
+          <o:OLEObject Type="Embed" ProgID="Equation.DSMT4" ShapeID="_x0000_i1066" DrawAspect="Content" ObjectID="_1835019795" r:id="rId77"/>
+        </w:object>
+      </w:r>
+      <w:r>
+        <w:rPr>
+          <w:position w:val="-6"/>
+        </w:rPr>
+        <w:t>is the AM of __________ and __________.</w:t>
+      </w:r>
+    </w:p>
+    <w:p>
+      <w:pPr>
+        <w:rPr>
+          <w:position w:val="-6"/>
+        </w:rPr>
+      </w:pPr>
+      <w:r>
+        <w:rPr>
+          <w:position w:val="-6"/>
+        </w:rPr>
+        <w:t xml:space="preserve">15. </w:t>
+      </w:r>
+      <w:r>
+        <w:rPr>
+          <w:position w:val="-6"/>
+        </w:rPr>
+        <w:t xml:space="preserve">If </w:t>
+      </w:r>
+      <w:r>
+        <w:rPr>
+          <w:position w:val="-6"/>
+        </w:rPr>
+        <w:object w:dxaOrig="859" w:dyaOrig="279">
+          <v:shape id="_x0000_i1067" type="#_x0000_t75" style="width:43pt;height:14pt" o:ole="">
+            <v:imagedata r:id="rId78" o:title=""/>
+          </v:shape>
+          <o:OLEObject Type="Embed" ProgID="Equation.DSMT4" ShapeID="_x0000_i1067" DrawAspect="Content" ObjectID="_1835019796" r:id="rId79"/>
+        </w:object>
+      </w:r>
+      <w:r>
+        <w:rPr>
+          <w:position w:val="-6"/>
+        </w:rPr>
+        <w:t xml:space="preserve">then </w:t>
+      </w:r>
+      <w:r>
+        <w:rPr>
+          <w:position w:val="-28"/>
+        </w:rPr>
+        <w:object w:dxaOrig="3540" w:dyaOrig="720">
+          <v:shape id="_x0000_i1068" type="#_x0000_t75" style="width:177pt;height:36pt" o:ole="">
+            <v:imagedata r:id="rId80" o:title=""/>
+          </v:shape>
+          <o:OLEObject Type="Embed" ProgID="Equation.DSMT4" ShapeID="_x0000_i1068" DrawAspect="Content" ObjectID="_1835019797" r:id="rId81"/>
+        </w:object>
+      </w:r>
+    </w:p>
+    <w:p>
+      <w:pPr>
+        <w:rPr>
+          <w:position w:val="-6"/>
+        </w:rPr>
+      </w:pPr>
+      <w:r>
+        <w:rPr>
+          <w:position w:val="-6"/>
+        </w:rPr>
+        <w:lastRenderedPageBreak/>
+        <w:t xml:space="preserve">16. </w:t>
+      </w:r>
+      <w:proofErr w:type="gramStart"/>
+      <w:r>
+        <w:rPr>
+          <w:position w:val="-6"/>
+        </w:rPr>
+        <w:t xml:space="preserve">If </w:t>
+      </w:r>
+      <w:proofErr w:type="gramEnd"/>
+      <w:r>
+        <w:rPr>
+          <w:position w:val="-10"/>
+        </w:rPr>
+        <w:object w:dxaOrig="1540" w:dyaOrig="320">
+          <v:shape id="_x0000_i1069" type="#_x0000_t75" style="width:77pt;height:16pt" o:ole="">
+            <v:imagedata r:id="rId82" o:title=""/>
+          </v:shape>
+          <o:OLEObject Type="Embed" ProgID="Equation.DSMT4" ShapeID="_x0000_i1069" DrawAspect="Content" ObjectID="_1835019798" r:id="rId83"/>
+        </w:object>
+      </w:r>
+      <w:r>
+        <w:rPr>
+          <w:position w:val="-6"/>
+        </w:rPr>
+        <w:t xml:space="preserve">, </w:t>
+      </w:r>
+      <w:r>
+        <w:rPr>
+          <w:position w:val="-10"/>
+        </w:rPr>
+        <w:object w:dxaOrig="1760" w:dyaOrig="320">
+          <v:shape id="_x0000_i1070" type="#_x0000_t75" style="width:88pt;height:16pt" o:ole="">
+            <v:imagedata r:id="rId84" o:title=""/>
+          </v:shape>
+          <o:OLEObject Type="Embed" ProgID="Equation.DSMT4" ShapeID="_x0000_i1070" DrawAspect="Content" ObjectID="_1835019799" r:id="rId85"/>
+        </w:object>
+      </w:r>
+      <w:r>
+        <w:rPr>
+          <w:position w:val="-6"/>
+        </w:rPr>
+        <w:t xml:space="preserve"> then the number of digits in the number equal to </w:t>
+      </w:r>
+      <w:r>
+        <w:rPr>
+          <w:position w:val="-6"/>
+        </w:rPr>
+        <w:object w:dxaOrig="720" w:dyaOrig="320">
+          <v:shape id="_x0000_i1071" type="#_x0000_t75" style="width:36pt;height:16pt" o:ole="">
+            <v:imagedata r:id="rId86" o:title=""/>
+          </v:shape>
+          <o:OLEObject Type="Embed" ProgID="Equation.DSMT4" ShapeID="_x0000_i1071" DrawAspect="Content" ObjectID="_1835019800" r:id="rId87"/>
+        </w:object>
+      </w:r>
+      <w:r>
+        <w:rPr>
+          <w:position w:val="-6"/>
+        </w:rPr>
+        <w:t xml:space="preserve"> is __________.</w:t>
+      </w:r>
+    </w:p>
+    <w:p>
+      <w:pPr>
+        <w:rPr>
+          <w:position w:val="-6"/>
+        </w:rPr>
+      </w:pPr>
+      <w:r>
+        <w:rPr>
+          <w:position w:val="-6"/>
+        </w:rPr>
+        <w:t xml:space="preserve">17. If </w:t>
+      </w:r>
+      <w:r>
+        <w:rPr>
+          <w:position w:val="-10"/>
+        </w:rPr>
+        <w:object w:dxaOrig="1760" w:dyaOrig="320">
+          <v:shape id="_x0000_i1072" type="#_x0000_t75" style="width:88pt;height:16pt" o:ole="">
+            <v:imagedata r:id="rId88" o:title=""/>
+          </v:shape>
+          <o:OLEObject Type="Embed" ProgID="Equation.DSMT4" ShapeID="_x0000_i1072" DrawAspect="Content" ObjectID="_1835019801" r:id="rId89"/>
+        </w:object>
+      </w:r>
+      <w:r>
+        <w:rPr>
+          <w:position w:val="-6"/>
+        </w:rPr>
+        <w:t xml:space="preserve"> then the number of zeros between the decimal point and the first significant digit in the value of </w:t>
+      </w:r>
+      <w:r>
+        <w:rPr>
+          <w:position w:val="-6"/>
+        </w:rPr>
+        <w:object w:dxaOrig="420" w:dyaOrig="320">
+          <v:shape id="_x0000_i1073" type="#_x0000_t75" style="width:21pt;height:16pt" o:ole="">
+            <v:imagedata r:id="rId90" o:title=""/>
+          </v:shape>
+          <o:OLEObject Type="Embed" ProgID="Equation.DSMT4" ShapeID="_x0000_i1073" DrawAspect="Content" ObjectID="_1835019802" r:id="rId91"/>
+        </w:object>
+      </w:r>
+      <w:r>
+        <w:rPr>
+          <w:position w:val="-6"/>
+        </w:rPr>
+        <w:t>is __________.</w:t>
+      </w:r>
+    </w:p>
+    <w:p>
+      <w:pPr>
+        <w:rPr>
+          <w:position w:val="-6"/>
+        </w:rPr>
+      </w:pPr>
+      <w:r>
+        <w:rPr>
+          <w:position w:val="-6"/>
+        </w:rPr>
+        <w:t>18</w:t>
+      </w:r>
+      <w:proofErr w:type="gramStart"/>
+      <w:r>
+        <w:rPr>
+          <w:position w:val="-6"/>
+        </w:rPr>
+        <w:t>.</w:t>
+      </w:r>
+      <w:r>
+        <w:rPr>
+          <w:position w:val="-6"/>
+        </w:rPr>
+        <w:t>If</w:t>
+      </w:r>
+      <w:proofErr w:type="gramEnd"/>
+      <w:r>
+        <w:rPr>
+          <w:position w:val="-6"/>
+        </w:rPr>
+        <w:t xml:space="preserve"> </w:t>
+      </w:r>
+      <w:r>
+        <w:rPr>
+          <w:position w:val="-28"/>
+        </w:rPr>
+        <w:object w:dxaOrig="1700" w:dyaOrig="680">
+          <v:shape id="_x0000_i1074" type="#_x0000_t75" style="width:85pt;height:34pt" o:ole="">
+            <v:imagedata r:id="rId92" o:title=""/>
+          </v:shape>
+          <o:OLEObject Type="Embed" ProgID="Equation.DSMT4" ShapeID="_x0000_i1074" DrawAspect="Content" ObjectID="_1835019803" r:id="rId93"/>
+        </w:object>
+      </w:r>
+      <w:r>
+        <w:rPr>
+          <w:position w:val="-6"/>
+        </w:rPr>
+        <w:t>then the set of general values of x is __________.</w:t>
+      </w:r>
+    </w:p>
+    <w:p>
+      <w:pPr>
+        <w:rPr>
+          <w:position w:val="-6"/>
+        </w:rPr>
+      </w:pPr>
+      <w:r>
+        <w:rPr>
+          <w:position w:val="-6"/>
+        </w:rPr>
+        <w:t>Objective Questions</w:t>
+      </w:r>
+    </w:p>
+    <w:p>
+      <w:pPr>
+        <w:rPr>
+          <w:position w:val="-6"/>
+        </w:rPr>
+      </w:pPr>
+      <w:r>
+        <w:rPr>
+          <w:position w:val="-6"/>
+        </w:rPr>
+        <w:t>19.</w:t>
+      </w:r>
+      <w:r>
+        <w:rPr>
+          <w:position w:val="-6"/>
+        </w:rPr>
+        <w:t xml:space="preserve"> </w:t>
+      </w:r>
+      <w:r>
+        <w:rPr>
+          <w:position w:val="-10"/>
+        </w:rPr>
+        <w:object w:dxaOrig="5100" w:dyaOrig="360">
+          <v:shape id="_x0000_i1075" type="#_x0000_t75" style="width:255pt;height:18pt" o:ole="">
+            <v:imagedata r:id="rId94" o:title=""/>
+          </v:shape>
+          <o:OLEObject Type="Embed" ProgID="Equation.DSMT4" ShapeID="_x0000_i1075" DrawAspect="Content" ObjectID="_1835019804" r:id="rId95"/>
+        </w:object>
+      </w:r>
+      <w:proofErr w:type="gramStart"/>
+      <w:r>
+        <w:rPr>
+          <w:position w:val="-6"/>
+        </w:rPr>
+        <w:t>then</w:t>
+      </w:r>
+      <w:proofErr w:type="gramEnd"/>
+      <w:r>
+        <w:rPr>
+          <w:position w:val="-6"/>
+        </w:rPr>
+        <w:t xml:space="preserve"> the value of n is</w:t>
+      </w:r>
+    </w:p>
+    <w:p>
+      <w:pPr>
+        <w:rPr>
+          <w:position w:val="-6"/>
+        </w:rPr>
+      </w:pPr>
+      <w:r>
+        <w:rPr>
+          <w:position w:val="-6"/>
+        </w:rPr>
+        <w:t>(a) 10</w:t>
+      </w:r>
+      <w:r>
+        <w:rPr>
+          <w:position w:val="-6"/>
+        </w:rPr>
+        <w:tab/>
+      </w:r>
+      <w:r>
+        <w:rPr>
+          <w:position w:val="-6"/>
+        </w:rPr>
+        <w:tab/>
+      </w:r>
+      <w:r>
+        <w:rPr>
+          <w:position w:val="-6"/>
+        </w:rPr>
+        <w:tab/>
+      </w:r>
+      <w:r>
+        <w:rPr>
+          <w:position w:val="-6"/>
+        </w:rPr>
+        <w:tab/>
+      </w:r>
+      <w:r>
+        <w:rPr>
+          <w:position w:val="-6"/>
+        </w:rPr>
+        <w:tab/>
+      </w:r>
+      <w:r>
+        <w:rPr>
+          <w:position w:val="-6"/>
+        </w:rPr>
+        <w:tab/>
+        <w:t>(b) 11</w:t>
+      </w:r>
+    </w:p>
+    <w:p>
+      <w:pPr>
+        <w:rPr>
+          <w:position w:val="-6"/>
+        </w:rPr>
+      </w:pPr>
+      <w:r>
+        <w:rPr>
+          <w:position w:val="-6"/>
+        </w:rPr>
+        <w:t>(c) 20</w:t>
+      </w:r>
+      <w:r>
+        <w:rPr>
+          <w:position w:val="-6"/>
+        </w:rPr>
+        <w:tab/>
+      </w:r>
+      <w:r>
+        <w:rPr>
+          <w:position w:val="-6"/>
+        </w:rPr>
+        <w:tab/>
+      </w:r>
+      <w:r>
+        <w:rPr>
+          <w:position w:val="-6"/>
+        </w:rPr>
+        <w:tab/>
+      </w:r>
+      <w:r>
+        <w:rPr>
+          <w:position w:val="-6"/>
+        </w:rPr>
+        <w:tab/>
+      </w:r>
+      <w:r>
+        <w:rPr>
+          <w:position w:val="-6"/>
+        </w:rPr>
+        <w:tab/>
+      </w:r>
+      <w:r>
+        <w:rPr>
+          <w:position w:val="-6"/>
+        </w:rPr>
+        <w:tab/>
+        <w:t>(d) 5</w:t>
+      </w:r>
+    </w:p>
+    <w:p>
+      <w:pPr>
+        <w:rPr>
+          <w:position w:val="-6"/>
+        </w:rPr>
+      </w:pPr>
+      <w:r>
+        <w:rPr>
+          <w:position w:val="-6"/>
+        </w:rPr>
+        <w:t>20</w:t>
+      </w:r>
+      <w:r>
+        <w:rPr>
+          <w:position w:val="-6"/>
+        </w:rPr>
+        <w:t>.</w:t>
+      </w:r>
+      <w:r>
+        <w:rPr>
+          <w:position w:val="-6"/>
+        </w:rPr>
+        <w:t xml:space="preserve"> If </w:t>
+      </w:r>
+      <w:r>
+        <w:rPr>
+          <w:position w:val="-24"/>
+        </w:rPr>
+        <w:object w:dxaOrig="2060" w:dyaOrig="620">
+          <v:shape id="_x0000_i1076" type="#_x0000_t75" style="width:103pt;height:31pt" o:ole="">
+            <v:imagedata r:id="rId96" o:title=""/>
+          </v:shape>
+          <o:OLEObject Type="Embed" ProgID="Equation.DSMT4" ShapeID="_x0000_i1076" DrawAspect="Content" ObjectID="_1835019805" r:id="rId97"/>
+        </w:object>
+      </w:r>
+      <w:r>
+        <w:rPr>
+          <w:position w:val="-6"/>
+        </w:rPr>
+        <w:t xml:space="preserve">then the value of </w:t>
+      </w:r>
+      <w:r>
+        <w:rPr>
+          <w:position w:val="-10"/>
+        </w:rPr>
+        <w:object w:dxaOrig="400" w:dyaOrig="260">
+          <v:shape id="_x0000_i1077" type="#_x0000_t75" style="width:20pt;height:13pt" o:ole="">
+            <v:imagedata r:id="rId98" o:title=""/>
+          </v:shape>
+          <o:OLEObject Type="Embed" ProgID="Equation.DSMT4" ShapeID="_x0000_i1077" DrawAspect="Content" ObjectID="_1835019806" r:id="rId99"/>
+        </w:object>
+      </w:r>
+      <w:r>
+        <w:rPr>
+          <w:position w:val="-6"/>
+        </w:rPr>
+        <w:t>is</w:t>
+      </w:r>
+    </w:p>
+    <w:p>
+      <w:pPr>
+        <w:rPr>
+          <w:position w:val="-6"/>
+        </w:rPr>
+      </w:pPr>
+      <w:r>
+        <w:rPr>
+          <w:position w:val="-6"/>
+        </w:rPr>
+        <w:t xml:space="preserve">(a) </w:t>
+      </w:r>
+      <w:r>
+        <w:rPr>
+          <w:position w:val="-6"/>
+        </w:rPr>
+        <w:t>1</w:t>
+      </w:r>
+      <w:r>
+        <w:rPr>
+          <w:position w:val="-6"/>
+        </w:rPr>
+        <w:tab/>
+      </w:r>
+      <w:r>
+        <w:rPr>
+          <w:position w:val="-6"/>
+        </w:rPr>
+        <w:tab/>
+      </w:r>
+      <w:r>
+        <w:rPr>
+          <w:position w:val="-6"/>
+        </w:rPr>
+        <w:tab/>
+      </w:r>
+      <w:r>
+        <w:rPr>
+          <w:position w:val="-6"/>
+        </w:rPr>
+        <w:tab/>
+      </w:r>
+      <w:r>
+        <w:rPr>
+          <w:position w:val="-6"/>
+        </w:rPr>
+        <w:tab/>
+      </w:r>
+      <w:r>
+        <w:rPr>
+          <w:position w:val="-6"/>
+        </w:rPr>
+        <w:tab/>
+        <w:t>(b) 3</w:t>
+      </w:r>
+    </w:p>
+    <w:p>
+      <w:pPr>
+        <w:rPr>
+          <w:position w:val="-6"/>
+        </w:rPr>
+      </w:pPr>
+      <w:r>
+        <w:rPr>
+          <w:position w:val="-6"/>
+        </w:rPr>
+        <w:t>(c) 2</w:t>
+      </w:r>
+      <w:r>
+        <w:rPr>
+          <w:position w:val="-6"/>
+        </w:rPr>
+        <w:tab/>
+      </w:r>
+      <w:r>
+        <w:rPr>
+          <w:position w:val="-6"/>
+        </w:rPr>
+        <w:tab/>
+      </w:r>
+      <w:r>
+        <w:rPr>
+          <w:position w:val="-6"/>
+        </w:rPr>
+        <w:tab/>
+      </w:r>
+      <w:r>
+        <w:rPr>
+          <w:position w:val="-6"/>
+        </w:rPr>
+        <w:tab/>
+      </w:r>
+      <w:r>
+        <w:rPr>
+          <w:position w:val="-6"/>
+        </w:rPr>
+        <w:tab/>
+      </w:r>
+      <w:r>
+        <w:rPr>
+          <w:position w:val="-6"/>
+        </w:rPr>
+        <w:tab/>
+        <w:t>(d) none of these</w:t>
+      </w:r>
+    </w:p>
+    <w:p>
+      <w:pPr>
+        <w:rPr>
+          <w:position w:val="-6"/>
+        </w:rPr>
+      </w:pPr>
+      <w:r>
+        <w:rPr>
+          <w:position w:val="-6"/>
+        </w:rPr>
+        <w:t xml:space="preserve">21. </w:t>
+      </w:r>
+      <w:r>
+        <w:rPr>
+          <w:position w:val="-6"/>
+        </w:rPr>
+        <w:object w:dxaOrig="1359" w:dyaOrig="320">
+          <v:shape id="_x0000_i1078" type="#_x0000_t75" style="width:68pt;height:16pt" o:ole="">
+            <v:imagedata r:id="rId100" o:title=""/>
+          </v:shape>
+          <o:OLEObject Type="Embed" ProgID="Equation.DSMT4" ShapeID="_x0000_i1078" DrawAspect="Content" ObjectID="_1835019807" r:id="rId101"/>
+        </w:object>
+      </w:r>
+      <w:r>
+        <w:rPr>
+          <w:position w:val="-6"/>
+        </w:rPr>
+        <w:t>is equal to</w:t>
+      </w:r>
+    </w:p>
+    <w:p>
+      <w:pPr>
+        <w:rPr>
+          <w:position w:val="-6"/>
+        </w:rPr>
+      </w:pPr>
+      <w:r>
+        <w:rPr>
+          <w:position w:val="-6"/>
+        </w:rPr>
+        <w:t xml:space="preserve">(a) </w:t>
+      </w:r>
+      <w:proofErr w:type="gramStart"/>
+      <w:r>
+        <w:rPr>
+          <w:position w:val="-6"/>
+        </w:rPr>
+        <w:t>b</w:t>
+      </w:r>
+      <w:proofErr w:type="gramEnd"/>
+      <w:r>
+        <w:rPr>
+          <w:position w:val="-6"/>
+        </w:rPr>
+        <w:tab/>
+      </w:r>
+      <w:r>
+        <w:rPr>
+          <w:position w:val="-6"/>
+        </w:rPr>
+        <w:tab/>
+      </w:r>
+      <w:r>
+        <w:rPr>
+          <w:position w:val="-6"/>
+        </w:rPr>
+        <w:tab/>
+      </w:r>
+      <w:r>
+        <w:rPr>
+          <w:position w:val="-6"/>
+        </w:rPr>
+        <w:tab/>
+      </w:r>
+      <w:r>
+        <w:rPr>
+          <w:position w:val="-6"/>
+        </w:rPr>
+        <w:tab/>
+      </w:r>
+      <w:r>
+        <w:rPr>
+          <w:position w:val="-6"/>
+        </w:rPr>
+        <w:tab/>
+        <w:t>(c) c</w:t>
+      </w:r>
+    </w:p>
+    <w:p>
+      <w:pPr>
+        <w:rPr>
+          <w:position w:val="-6"/>
+        </w:rPr>
+      </w:pPr>
+      <w:r>
+        <w:rPr>
+          <w:position w:val="-6"/>
+        </w:rPr>
+        <w:t xml:space="preserve">(c) </w:t>
+      </w:r>
+      <w:proofErr w:type="gramStart"/>
+      <w:r>
+        <w:rPr>
+          <w:position w:val="-6"/>
+        </w:rPr>
+        <w:t>d</w:t>
+      </w:r>
+      <w:proofErr w:type="gramEnd"/>
+      <w:r>
+        <w:rPr>
+          <w:position w:val="-6"/>
+        </w:rPr>
+        <w:tab/>
+      </w:r>
+      <w:r>
+        <w:rPr>
+          <w:position w:val="-6"/>
+        </w:rPr>
+        <w:tab/>
+      </w:r>
+      <w:r>
+        <w:rPr>
+          <w:position w:val="-6"/>
+        </w:rPr>
+        <w:tab/>
+      </w:r>
+      <w:r>
+        <w:rPr>
+          <w:position w:val="-6"/>
+        </w:rPr>
+        <w:tab/>
+      </w:r>
+      <w:r>
+        <w:rPr>
+          <w:position w:val="-6"/>
+        </w:rPr>
+        <w:tab/>
+      </w:r>
+      <w:r>
+        <w:rPr>
+          <w:position w:val="-6"/>
+        </w:rPr>
+        <w:tab/>
+        <w:t>(d) none of these</w:t>
+      </w:r>
+    </w:p>
+    <w:p>
+      <w:pPr>
+        <w:rPr>
+          <w:position w:val="-6"/>
+        </w:rPr>
+      </w:pPr>
+      <w:r>
+        <w:rPr>
+          <w:position w:val="-6"/>
+        </w:rPr>
+        <w:t xml:space="preserve">22. </w:t>
+      </w:r>
+      <w:r>
+        <w:rPr>
+          <w:position w:val="-6"/>
+        </w:rPr>
+        <w:t xml:space="preserve">If </w:t>
+      </w:r>
+      <w:r>
+        <w:rPr>
+          <w:position w:val="-10"/>
+        </w:rPr>
+        <w:object w:dxaOrig="600" w:dyaOrig="320">
+          <v:shape id="_x0000_i1079" type="#_x0000_t75" style="width:30pt;height:16pt" o:ole="">
+            <v:imagedata r:id="rId102" o:title=""/>
+          </v:shape>
+          <o:OLEObject Type="Embed" ProgID="Equation.DSMT4" ShapeID="_x0000_i1079" DrawAspect="Content" ObjectID="_1835019808" r:id="rId103"/>
+        </w:object>
+      </w:r>
+      <w:r>
+        <w:rPr>
+          <w:position w:val="-6"/>
+        </w:rPr>
+        <w:t xml:space="preserve">are positive numbers </w:t>
+      </w:r>
+      <w:r>
+        <w:rPr>
+          <w:position w:val="-14"/>
+        </w:rPr>
+        <w:object w:dxaOrig="520" w:dyaOrig="400">
+          <v:shape id="_x0000_i1080" type="#_x0000_t75" style="width:26pt;height:20pt" o:ole="">
+            <v:imagedata r:id="rId104" o:title=""/>
+          </v:shape>
+          <o:OLEObject Type="Embed" ProgID="Equation.DSMT4" ShapeID="_x0000_i1080" DrawAspect="Content" ObjectID="_1835019809" r:id="rId105"/>
+        </w:object>
+      </w:r>
+      <w:r>
+        <w:rPr>
+          <w:position w:val="-6"/>
+        </w:rPr>
+        <w:t xml:space="preserve">in GP and </w:t>
+      </w:r>
+      <w:r>
+        <w:rPr>
+          <w:position w:val="-6"/>
+        </w:rPr>
+        <w:object w:dxaOrig="560" w:dyaOrig="279">
+          <v:shape id="_x0000_i1081" type="#_x0000_t75" style="width:28pt;height:14pt" o:ole="">
+            <v:imagedata r:id="rId106" o:title=""/>
+          </v:shape>
+          <o:OLEObject Type="Embed" ProgID="Equation.DSMT4" ShapeID="_x0000_i1081" DrawAspect="Content" ObjectID="_1835019810" r:id="rId107"/>
+        </w:object>
+      </w:r>
+      <w:proofErr w:type="gramStart"/>
+      <w:r>
+        <w:rPr>
+          <w:position w:val="-6"/>
+        </w:rPr>
+        <w:t xml:space="preserve">but </w:t>
+      </w:r>
+      <w:proofErr w:type="gramEnd"/>
+      <w:r>
+        <w:rPr>
+          <w:position w:val="-4"/>
+        </w:rPr>
+        <w:object w:dxaOrig="340" w:dyaOrig="260">
+          <v:shape id="_x0000_i1082" type="#_x0000_t75" style="width:17pt;height:13pt" o:ole="">
+            <v:imagedata r:id="rId108" o:title=""/>
+          </v:shape>
+          <o:OLEObject Type="Embed" ProgID="Equation.DSMT4" ShapeID="_x0000_i1082" DrawAspect="Content" ObjectID="_1835019811" r:id="rId109"/>
+        </w:object>
+      </w:r>
+      <w:r>
+        <w:rPr>
+          <w:position w:val="-6"/>
+        </w:rPr>
+        <w:t xml:space="preserve">, then the value of </w:t>
+      </w:r>
+      <w:r>
+        <w:rPr>
+          <w:position w:val="-14"/>
+        </w:rPr>
+        <w:object w:dxaOrig="2180" w:dyaOrig="400">
+          <v:shape id="_x0000_i1083" type="#_x0000_t75" style="width:109pt;height:20pt" o:ole="">
+            <v:imagedata r:id="rId110" o:title=""/>
+          </v:shape>
+          <o:OLEObject Type="Embed" ProgID="Equation.DSMT4" ShapeID="_x0000_i1083" DrawAspect="Content" ObjectID="_1835019812" r:id="rId111"/>
+        </w:object>
+      </w:r>
+      <w:r>
+        <w:rPr>
+          <w:position w:val="-6"/>
+        </w:rPr>
+        <w:t>is equal to</w:t>
+      </w:r>
+    </w:p>
+    <w:p>
+      <w:pPr>
+        <w:rPr>
+          <w:position w:val="-6"/>
+        </w:rPr>
+      </w:pPr>
+      <w:r>
+        <w:rPr>
+          <w:position w:val="-6"/>
+        </w:rPr>
+        <w:t>(a) 1</w:t>
+      </w:r>
+      <w:r>
+        <w:rPr>
+          <w:position w:val="-6"/>
+        </w:rPr>
+        <w:tab/>
+      </w:r>
+      <w:r>
+        <w:rPr>
+          <w:position w:val="-6"/>
+        </w:rPr>
+        <w:tab/>
+      </w:r>
+      <w:r>
+        <w:rPr>
+          <w:position w:val="-6"/>
+        </w:rPr>
+        <w:tab/>
+      </w:r>
+      <w:r>
+        <w:rPr>
+          <w:position w:val="-6"/>
+        </w:rPr>
+        <w:tab/>
+      </w:r>
+      <w:r>
+        <w:rPr>
+          <w:position w:val="-6"/>
+        </w:rPr>
+        <w:tab/>
+      </w:r>
+      <w:r>
+        <w:rPr>
+          <w:position w:val="-6"/>
+        </w:rPr>
+        <w:tab/>
+        <w:t>(b) 2</w:t>
+      </w:r>
+    </w:p>
+    <w:p>
+      <w:pPr>
+        <w:rPr>
+          <w:position w:val="-6"/>
+        </w:rPr>
+      </w:pPr>
+      <w:r>
+        <w:rPr>
+          <w:position w:val="-6"/>
+        </w:rPr>
+        <w:t>(c) 3</w:t>
+      </w:r>
+      <w:r>
+        <w:rPr>
+          <w:position w:val="-6"/>
+        </w:rPr>
+        <w:tab/>
+      </w:r>
+      <w:r>
+        <w:rPr>
+          <w:position w:val="-6"/>
+        </w:rPr>
+        <w:tab/>
+      </w:r>
+      <w:r>
+        <w:rPr>
+          <w:position w:val="-6"/>
+        </w:rPr>
+        <w:tab/>
+      </w:r>
+      <w:r>
+        <w:rPr>
+          <w:position w:val="-6"/>
+        </w:rPr>
+        <w:tab/>
+      </w:r>
+      <w:r>
+        <w:rPr>
+          <w:position w:val="-6"/>
+        </w:rPr>
+        <w:tab/>
+      </w:r>
+      <w:r>
+        <w:rPr>
+          <w:position w:val="-6"/>
+        </w:rPr>
+        <w:tab/>
+        <w:t>(d) none of these</w:t>
+      </w:r>
+    </w:p>
+    <w:p>
+      <w:pPr>
+        <w:rPr>
+          <w:position w:val="-6"/>
+        </w:rPr>
+      </w:pPr>
+      <w:r>
+        <w:pict>
+          <v:shape id="_x0000_i1092" type="#_x0000_t136" style="width:41pt;height:16pt" o:bullet="t">
+            <v:fill colors="0 #cbcbcb;8520f #5f5f5f;13763f #5f5f5f;41288f white;43909f #b2b2b2;45220f #292929;53740f #777;1 #eaeaea" method="none" focus="100%" type="gradient"/>
+            <v:shadow color="#868686"/>
+            <o:extrusion v:ext="view" specularity="80000f" diffusity="43712f" backdepth="18pt" color="white" on="t" metal="t" viewpoint="-34.72222mm" viewpointorigin="-.5" skewangle="-45" brightness="10000f" lightposition="0,-50000" lightlevel="44000f" lightposition2="0,50000" lightlevel2="24000f" type="perspective"/>
+            <v:textpath style="font-family:&quot;Times New Roman&quot;;font-size:14pt;v-text-kern:t" trim="t" fitpath="t" string="Part III"/>
+          </v:shape>
+        </w:pict>
+      </w:r>
+    </w:p>
+    <w:p>
+      <w:pPr>
+        <w:rPr>
+          <w:b/>
+          <w:position w:val="-6"/>
+        </w:rPr>
+      </w:pPr>
+      <w:r>
+        <w:rPr>
+          <w:b/>
+          <w:position w:val="-6"/>
+        </w:rPr>
+        <w:t>Chapter Test</w:t>
+      </w:r>
+    </w:p>
+    <w:p>
+      <w:pPr>
+        <w:rPr>
+          <w:position w:val="-6"/>
+        </w:rPr>
+      </w:pPr>
+      <w:r>
+        <w:rPr>
+          <w:position w:val="-6"/>
+        </w:rPr>
+        <w:t>1.  In each of the following, fill in the blank so that the resulting sentence becomes true.</w:t>
+      </w:r>
+    </w:p>
+    <w:p>
+      <w:pPr>
+        <w:rPr>
+          <w:position w:val="-6"/>
+        </w:rPr>
+      </w:pPr>
+      <w:r>
+        <w:rPr>
+          <w:position w:val="-6"/>
+        </w:rPr>
+        <w:t xml:space="preserve">(a) </w:t>
+      </w:r>
+      <w:r>
+        <w:rPr>
+          <w:position w:val="-6"/>
+        </w:rPr>
+        <w:t xml:space="preserve">If for </w:t>
+      </w:r>
+      <w:proofErr w:type="gramStart"/>
+      <w:r>
+        <w:rPr>
+          <w:position w:val="-6"/>
+        </w:rPr>
+        <w:t xml:space="preserve">a </w:t>
+      </w:r>
+      <w:proofErr w:type="gramEnd"/>
+      <w:r>
+        <w:rPr>
+          <w:position w:val="-6"/>
+        </w:rPr>
+        <w:object w:dxaOrig="680" w:dyaOrig="279">
+          <v:shape id="_x0000_i1084" type="#_x0000_t75" style="width:34pt;height:14pt" o:ole="">
+            <v:imagedata r:id="rId112" o:title=""/>
+          </v:shape>
+          <o:OLEObject Type="Embed" ProgID="Equation.DSMT4" ShapeID="_x0000_i1084" DrawAspect="Content" ObjectID="_1835019813" r:id="rId113"/>
+        </w:object>
+      </w:r>
+      <w:r>
+        <w:rPr>
+          <w:position w:val="-6"/>
+        </w:rPr>
+        <w:t xml:space="preserve">, </w:t>
+      </w:r>
+      <w:r>
+        <w:rPr>
+          <w:position w:val="-12"/>
+        </w:rPr>
+        <w:object w:dxaOrig="1440" w:dyaOrig="360">
+          <v:shape id="_x0000_i1085" type="#_x0000_t75" style="width:1in;height:18pt" o:ole="">
+            <v:imagedata r:id="rId114" o:title=""/>
+          </v:shape>
+          <o:OLEObject Type="Embed" ProgID="Equation.DSMT4" ShapeID="_x0000_i1085" DrawAspect="Content" ObjectID="_1835019814" r:id="rId115"/>
+        </w:object>
+      </w:r>
+      <w:r>
+        <w:rPr>
+          <w:position w:val="-6"/>
+        </w:rPr>
+        <w:t xml:space="preserve">then </w:t>
+      </w:r>
+      <w:r>
+        <w:rPr>
+          <w:position w:val="-4"/>
+        </w:rPr>
+        <w:object w:dxaOrig="420" w:dyaOrig="260">
+          <v:shape id="_x0000_i1086" type="#_x0000_t75" style="width:21pt;height:13pt" o:ole="">
+            <v:imagedata r:id="rId116" o:title=""/>
+          </v:shape>
+          <o:OLEObject Type="Embed" ProgID="Equation.DSMT4" ShapeID="_x0000_i1086" DrawAspect="Content" ObjectID="_1835019815" r:id="rId117"/>
+        </w:object>
+      </w:r>
+    </w:p>
+    <w:p>
+      <w:pPr>
+        <w:rPr>
+          <w:position w:val="-6"/>
+        </w:rPr>
+      </w:pPr>
+      <w:r>
+        <w:rPr>
+          <w:position w:val="-6"/>
+        </w:rPr>
+        <w:lastRenderedPageBreak/>
+        <w:t xml:space="preserve">(b) </w:t>
+      </w:r>
+      <w:r>
+        <w:rPr>
+          <w:position w:val="-24"/>
+        </w:rPr>
+        <w:object w:dxaOrig="8120" w:dyaOrig="620">
+          <v:shape id="_x0000_i1087" type="#_x0000_t75" style="width:406pt;height:31pt" o:ole="">
+            <v:imagedata r:id="rId118" o:title=""/>
+          </v:shape>
+          <o:OLEObject Type="Embed" ProgID="Equation.DSMT4" ShapeID="_x0000_i1087" DrawAspect="Content" ObjectID="_1835019816" r:id="rId119"/>
+        </w:object>
+      </w:r>
+    </w:p>
+    <w:p>
+      <w:pPr>
+        <w:rPr>
+          <w:position w:val="-6"/>
+        </w:rPr>
+      </w:pPr>
+      <w:r>
+        <w:rPr>
+          <w:position w:val="-6"/>
+        </w:rPr>
+        <w:t>2. Prove that in an acute-</w:t>
+      </w:r>
+      <w:proofErr w:type="gramStart"/>
+      <w:r>
+        <w:rPr>
+          <w:position w:val="-6"/>
+        </w:rPr>
+        <w:t xml:space="preserve">angled </w:t>
+      </w:r>
+      <w:proofErr w:type="gramEnd"/>
+      <w:r>
+        <w:rPr>
+          <w:position w:val="-6"/>
+        </w:rPr>
+        <w:object w:dxaOrig="680" w:dyaOrig="279">
+          <v:shape id="_x0000_i1088" type="#_x0000_t75" style="width:34pt;height:14pt" o:ole="">
+            <v:imagedata r:id="rId112" o:title=""/>
+          </v:shape>
+          <o:OLEObject Type="Embed" ProgID="Equation.DSMT4" ShapeID="_x0000_i1088" DrawAspect="Content" ObjectID="_1835019817" r:id="rId120"/>
+        </w:object>
+      </w:r>
+      <w:r>
+        <w:rPr>
+          <w:position w:val="-6"/>
+        </w:rPr>
+        <w:t>,</w:t>
+      </w:r>
+    </w:p>
+    <w:p>
+      <w:pPr>
+        <w:rPr>
+          <w:position w:val="-6"/>
+        </w:rPr>
+      </w:pPr>
+      <w:r>
+        <w:rPr>
+          <w:position w:val="-14"/>
+        </w:rPr>
+        <w:object w:dxaOrig="5740" w:dyaOrig="400">
+          <v:shape id="_x0000_i1089" type="#_x0000_t75" style="width:287pt;height:20pt" o:ole="">
+            <v:imagedata r:id="rId121" o:title=""/>
+          </v:shape>
+          <o:OLEObject Type="Embed" ProgID="Equation.DSMT4" ShapeID="_x0000_i1089" DrawAspect="Content" ObjectID="_1835019818" r:id="rId122"/>
+        </w:object>
+      </w:r>
+    </w:p>
+    <w:p>
+      <w:pPr>
+        <w:rPr>
+          <w:position w:val="-6"/>
+        </w:rPr>
+      </w:pPr>
+      <w:r>
+        <w:rPr>
+          <w:position w:val="-6"/>
+        </w:rPr>
+        <w:t>Can this hold for any triangle ABC?</w:t>
+      </w:r>
+    </w:p>
+    <w:p>
+      <w:pPr>
+        <w:rPr>
+          <w:position w:val="-6"/>
+        </w:rPr>
+      </w:pPr>
+      <w:r>
+        <w:rPr>
+          <w:position w:val="-6"/>
+        </w:rPr>
+        <w:t xml:space="preserve">Q3: </w:t>
+      </w:r>
+      <w:r>
+        <w:rPr>
+          <w:position w:val="-6"/>
+        </w:rPr>
+        <w:t xml:space="preserve">Prove that </w:t>
+      </w:r>
+      <w:r>
+        <w:rPr>
+          <w:position w:val="-24"/>
+        </w:rPr>
+        <w:object w:dxaOrig="6020" w:dyaOrig="620">
+          <v:shape id="_x0000_i1090" type="#_x0000_t75" style="width:301pt;height:31pt" o:ole="">
+            <v:imagedata r:id="rId123" o:title=""/>
+          </v:shape>
+          <o:OLEObject Type="Embed" ProgID="Equation.DSMT4" ShapeID="_x0000_i1090" DrawAspect="Content" ObjectID="_1835019819" r:id="rId124"/>
+        </w:object>
+      </w:r>
+    </w:p>
+    <w:p>
+      <w:pPr>
+        <w:rPr>
+          <w:position w:val="-6"/>
+        </w:rPr>
+      </w:pPr>
+      <w:r>
+        <w:rPr>
+          <w:position w:val="-6"/>
+        </w:rPr>
+        <w:t xml:space="preserve">4. </w:t>
+      </w:r>
+      <w:r>
+        <w:rPr>
+          <w:position w:val="-6"/>
+        </w:rPr>
+        <w:t xml:space="preserve">Solve </w:t>
+      </w:r>
+      <w:r>
+        <w:rPr>
+          <w:position w:val="-12"/>
+        </w:rPr>
+        <w:object w:dxaOrig="3920" w:dyaOrig="360">
+          <v:shape id="_x0000_i1091" type="#_x0000_t75" style="width:196pt;height:18pt" o:ole="">
+            <v:imagedata r:id="rId125" o:title=""/>
+          </v:shape>
+          <o:OLEObject Type="Embed" ProgID="Equation.DSMT4" ShapeID="_x0000_i1091" DrawAspect="Content" ObjectID="_1835019820" r:id="rId126"/>
         </w:object>
       </w:r>
     </w:p>
@@ -763,6 +2309,17 @@
     <w:uiPriority w:val="99"/>
     <w:semiHidden/>
     <w:unhideWhenUsed/>
+  </w:style>
+  <w:style w:type="paragraph" w:styleId="ListParagraph">
+    <w:name w:val="List Paragraph"/>
+    <w:basedOn w:val="Normal"/>
+    <w:uiPriority w:val="34"/>
+    <w:qFormat/>
+    <w:rsid w:val="00F826D1"/>
+    <w:pPr>
+      <w:ind w:left="720"/>
+      <w:contextualSpacing/>
+    </w:pPr>
   </w:style>
 </w:styles>
 </file>
